--- a/rapports/16_02_2026/MAMADOU_DIOP/coh_EQ28_sup_123201020027.docx
+++ b/rapports/16_02_2026/MAMADOU_DIOP/coh_EQ28_sup_123201020027.docx
@@ -25,7 +25,7 @@
         <w:br/>
         <w:t>Grappe: 123201020027</w:t>
         <w:br/>
-        <w:t>Date: 16/02/2026 a 12:40</w:t>
+        <w:t>Date: 16/02/2026 a 12:58</w:t>
       </w:r>
     </w:p>
     <w:p/>

--- a/rapports/16_02_2026/MAMADOU_DIOP/coh_EQ28_sup_123201020027.docx
+++ b/rapports/16_02_2026/MAMADOU_DIOP/coh_EQ28_sup_123201020027.docx
@@ -25,7 +25,7 @@
         <w:br/>
         <w:t>Grappe: 123201020027</w:t>
         <w:br/>
-        <w:t>Date: 16/02/2026 a 12:58</w:t>
+        <w:t>Date: 16/02/2026 a 13:05</w:t>
       </w:r>
     </w:p>
     <w:p/>
@@ -97,7 +97,7 @@
           </w:tcPr>
           <w:p>
             <w:r>
-              <w:t>8</w:t>
+              <w:t>12</w:t>
             </w:r>
           </w:p>
         </w:tc>
@@ -119,7 +119,7 @@
           </w:tcPr>
           <w:p>
             <w:r>
-              <w:t>22</w:t>
+              <w:t>23</w:t>
             </w:r>
           </w:p>
         </w:tc>
@@ -219,7 +219,7 @@
           </w:tcPr>
           <w:p>
             <w:r>
-              <w:t>8</w:t>
+              <w:t>12</w:t>
             </w:r>
           </w:p>
         </w:tc>
@@ -251,7 +251,7 @@
           </w:tcPr>
           <w:p>
             <w:r>
-              <w:t>8</w:t>
+              <w:t>12</w:t>
             </w:r>
           </w:p>
         </w:tc>
@@ -283,7 +283,7 @@
           </w:tcPr>
           <w:p>
             <w:r>
-              <w:t>7</w:t>
+              <w:t>11</w:t>
             </w:r>
           </w:p>
         </w:tc>
@@ -315,7 +315,7 @@
           </w:tcPr>
           <w:p>
             <w:r>
-              <w:t>6</w:t>
+              <w:t>10</w:t>
             </w:r>
           </w:p>
         </w:tc>
@@ -347,7 +347,71 @@
           </w:tcPr>
           <w:p>
             <w:r>
-              <w:t>6</w:t>
+              <w:t>10</w:t>
+            </w:r>
+          </w:p>
+        </w:tc>
+      </w:tr>
+      <w:tr>
+        <w:tc>
+          <w:tcPr>
+            <w:tcW w:type="dxa" w:w="3324"/>
+          </w:tcPr>
+          <w:p>
+            <w:r>
+              <w:t>Section0</w:t>
+            </w:r>
+          </w:p>
+        </w:tc>
+        <w:tc>
+          <w:tcPr>
+            <w:tcW w:type="dxa" w:w="3324"/>
+          </w:tcPr>
+          <w:p>
+            <w:r>
+              <w:t>Identification et renseignements de controle</w:t>
+            </w:r>
+          </w:p>
+        </w:tc>
+        <w:tc>
+          <w:tcPr>
+            <w:tcW w:type="dxa" w:w="3324"/>
+          </w:tcPr>
+          <w:p>
+            <w:r>
+              <w:t>8</w:t>
+            </w:r>
+          </w:p>
+        </w:tc>
+      </w:tr>
+      <w:tr>
+        <w:tc>
+          <w:tcPr>
+            <w:tcW w:type="dxa" w:w="3324"/>
+          </w:tcPr>
+          <w:p>
+            <w:r>
+              <w:t>Section1</w:t>
+            </w:r>
+          </w:p>
+        </w:tc>
+        <w:tc>
+          <w:tcPr>
+            <w:tcW w:type="dxa" w:w="3324"/>
+          </w:tcPr>
+          <w:p>
+            <w:r>
+              <w:t>Caracteristiques des membres</w:t>
+            </w:r>
+          </w:p>
+        </w:tc>
+        <w:tc>
+          <w:tcPr>
+            <w:tcW w:type="dxa" w:w="3324"/>
+          </w:tcPr>
+          <w:p>
+            <w:r>
+              <w:t>7</w:t>
             </w:r>
           </w:p>
         </w:tc>
@@ -391,7 +455,7 @@
           </w:tcPr>
           <w:p>
             <w:r>
-              <w:t>Section4c</w:t>
+              <w:t>Section19</w:t>
             </w:r>
           </w:p>
         </w:tc>
@@ -401,7 +465,7 @@
           </w:tcPr>
           <w:p>
             <w:r>
-              <w:t>Emploi - Activite secondaire</w:t>
+              <w:t>Equipements agricoles</w:t>
             </w:r>
           </w:p>
         </w:tc>
@@ -411,71 +475,7 @@
           </w:tcPr>
           <w:p>
             <w:r>
-              <w:t>5</w:t>
-            </w:r>
-          </w:p>
-        </w:tc>
-      </w:tr>
-      <w:tr>
-        <w:tc>
-          <w:tcPr>
-            <w:tcW w:type="dxa" w:w="3324"/>
-          </w:tcPr>
-          <w:p>
-            <w:r>
-              <w:t>Section1</w:t>
-            </w:r>
-          </w:p>
-        </w:tc>
-        <w:tc>
-          <w:tcPr>
-            <w:tcW w:type="dxa" w:w="3324"/>
-          </w:tcPr>
-          <w:p>
-            <w:r>
-              <w:t>Caracteristiques des membres</w:t>
-            </w:r>
-          </w:p>
-        </w:tc>
-        <w:tc>
-          <w:tcPr>
-            <w:tcW w:type="dxa" w:w="3324"/>
-          </w:tcPr>
-          <w:p>
-            <w:r>
-              <w:t>4</w:t>
-            </w:r>
-          </w:p>
-        </w:tc>
-      </w:tr>
-      <w:tr>
-        <w:tc>
-          <w:tcPr>
-            <w:tcW w:type="dxa" w:w="3324"/>
-          </w:tcPr>
-          <w:p>
-            <w:r>
-              <w:t>Section0</w:t>
-            </w:r>
-          </w:p>
-        </w:tc>
-        <w:tc>
-          <w:tcPr>
-            <w:tcW w:type="dxa" w:w="3324"/>
-          </w:tcPr>
-          <w:p>
-            <w:r>
-              <w:t>Identification et renseignements de controle</w:t>
-            </w:r>
-          </w:p>
-        </w:tc>
-        <w:tc>
-          <w:tcPr>
-            <w:tcW w:type="dxa" w:w="3324"/>
-          </w:tcPr>
-          <w:p>
-            <w:r>
-              <w:t>3</w:t>
+              <w:t>6</w:t>
             </w:r>
           </w:p>
         </w:tc>
@@ -507,7 +507,7 @@
           </w:tcPr>
           <w:p>
             <w:r>
-              <w:t>3</w:t>
+              <w:t>5</w:t>
             </w:r>
           </w:p>
         </w:tc>
@@ -520,6 +520,1163 @@
       </w:pPr>
       <w:r>
         <w:t>Details des erreurs par menage</w:t>
+      </w:r>
+    </w:p>
+    <w:p>
+      <w:pPr>
+        <w:pStyle w:val="Heading2"/>
+      </w:pPr>
+      <w:r>
+        <w:t>Menage 2</w:t>
+      </w:r>
+    </w:p>
+    <w:tbl>
+      <w:tblPr>
+        <w:tblStyle w:val="TableGrid"/>
+        <w:tblW w:type="auto" w:w="0"/>
+        <w:tblLook w:firstColumn="1" w:firstRow="1" w:lastColumn="0" w:lastRow="0" w:noHBand="0" w:noVBand="1" w:val="04A0"/>
+      </w:tblPr>
+      <w:tblGrid>
+        <w:gridCol w:w="1662"/>
+        <w:gridCol w:w="1662"/>
+        <w:gridCol w:w="1662"/>
+        <w:gridCol w:w="1662"/>
+        <w:gridCol w:w="1662"/>
+        <w:gridCol w:w="1662"/>
+      </w:tblGrid>
+      <w:tr>
+        <w:tc>
+          <w:tcPr>
+            <w:tcW w:type="dxa" w:w="1662"/>
+            <w:shd w:fill="5B9BD5"/>
+          </w:tcPr>
+          <w:p>
+            <w:r>
+              <w:rPr>
+                <w:b/>
+                <w:color w:val="FFFFFF"/>
+                <w:sz w:val="16"/>
+              </w:rPr>
+              <w:t>Interview Key</w:t>
+            </w:r>
+          </w:p>
+        </w:tc>
+        <w:tc>
+          <w:tcPr>
+            <w:tcW w:type="dxa" w:w="1662"/>
+            <w:shd w:fill="5B9BD5"/>
+          </w:tcPr>
+          <w:p>
+            <w:r>
+              <w:rPr>
+                <w:b/>
+                <w:color w:val="FFFFFF"/>
+                <w:sz w:val="16"/>
+              </w:rPr>
+              <w:t>Interview ID</w:t>
+            </w:r>
+          </w:p>
+        </w:tc>
+        <w:tc>
+          <w:tcPr>
+            <w:tcW w:type="dxa" w:w="1662"/>
+            <w:shd w:fill="5B9BD5"/>
+          </w:tcPr>
+          <w:p>
+            <w:r>
+              <w:rPr>
+                <w:b/>
+                <w:color w:val="FFFFFF"/>
+                <w:sz w:val="16"/>
+              </w:rPr>
+              <w:t>ID Agent</w:t>
+            </w:r>
+          </w:p>
+        </w:tc>
+        <w:tc>
+          <w:tcPr>
+            <w:tcW w:type="dxa" w:w="1662"/>
+            <w:shd w:fill="5B9BD5"/>
+          </w:tcPr>
+          <w:p>
+            <w:r>
+              <w:rPr>
+                <w:b/>
+                <w:color w:val="FFFFFF"/>
+                <w:sz w:val="16"/>
+              </w:rPr>
+              <w:t>ID Equipe</w:t>
+            </w:r>
+          </w:p>
+        </w:tc>
+        <w:tc>
+          <w:tcPr>
+            <w:tcW w:type="dxa" w:w="1662"/>
+            <w:shd w:fill="5B9BD5"/>
+          </w:tcPr>
+          <w:p>
+            <w:r>
+              <w:rPr>
+                <w:b/>
+                <w:color w:val="FFFFFF"/>
+                <w:sz w:val="16"/>
+              </w:rPr>
+              <w:t>Agent</w:t>
+            </w:r>
+          </w:p>
+        </w:tc>
+        <w:tc>
+          <w:tcPr>
+            <w:tcW w:type="dxa" w:w="1662"/>
+            <w:shd w:fill="5B9BD5"/>
+          </w:tcPr>
+          <w:p>
+            <w:r>
+              <w:rPr>
+                <w:b/>
+                <w:color w:val="FFFFFF"/>
+                <w:sz w:val="16"/>
+              </w:rPr>
+              <w:t>Chef d'equipe</w:t>
+            </w:r>
+          </w:p>
+        </w:tc>
+      </w:tr>
+      <w:tr>
+        <w:tc>
+          <w:tcPr>
+            <w:tcW w:type="dxa" w:w="1662"/>
+          </w:tcPr>
+          <w:p>
+            <w:r>
+              <w:rPr>
+                <w:sz w:val="14"/>
+              </w:rPr>
+              <w:t>24-85-07-67</w:t>
+            </w:r>
+          </w:p>
+        </w:tc>
+        <w:tc>
+          <w:tcPr>
+            <w:tcW w:type="dxa" w:w="1662"/>
+          </w:tcPr>
+          <w:p>
+            <w:r>
+              <w:rPr>
+                <w:sz w:val="14"/>
+              </w:rPr>
+              <w:t>2cacde9b1f2e4c4f9a920fa4f6e46d45</w:t>
+            </w:r>
+          </w:p>
+        </w:tc>
+        <w:tc>
+          <w:tcPr>
+            <w:tcW w:type="dxa" w:w="1662"/>
+          </w:tcPr>
+          <w:p>
+            <w:r>
+              <w:rPr>
+                <w:sz w:val="14"/>
+              </w:rPr>
+              <w:t>EQ28_enq3</w:t>
+            </w:r>
+          </w:p>
+        </w:tc>
+        <w:tc>
+          <w:tcPr>
+            <w:tcW w:type="dxa" w:w="1662"/>
+          </w:tcPr>
+          <w:p>
+            <w:r>
+              <w:rPr>
+                <w:sz w:val="14"/>
+              </w:rPr>
+              <w:t>Equipe28</w:t>
+            </w:r>
+          </w:p>
+        </w:tc>
+        <w:tc>
+          <w:tcPr>
+            <w:tcW w:type="dxa" w:w="1662"/>
+          </w:tcPr>
+          <w:p>
+            <w:r>
+              <w:rPr>
+                <w:sz w:val="14"/>
+              </w:rPr>
+              <w:t>Moussa NDIAYE</w:t>
+            </w:r>
+          </w:p>
+        </w:tc>
+        <w:tc>
+          <w:tcPr>
+            <w:tcW w:type="dxa" w:w="1662"/>
+          </w:tcPr>
+          <w:p>
+            <w:r>
+              <w:rPr>
+                <w:sz w:val="14"/>
+              </w:rPr>
+              <w:t>Abdou Khadre DIOUF</w:t>
+            </w:r>
+          </w:p>
+        </w:tc>
+      </w:tr>
+    </w:tbl>
+    <w:p/>
+    <w:tbl>
+      <w:tblPr>
+        <w:tblStyle w:val="TableGrid"/>
+        <w:tblW w:type="auto" w:w="0"/>
+        <w:tblLook w:firstColumn="1" w:firstRow="1" w:lastColumn="0" w:lastRow="0" w:noHBand="0" w:noVBand="1" w:val="04A0"/>
+      </w:tblPr>
+      <w:tblGrid>
+        <w:gridCol w:w="3324"/>
+        <w:gridCol w:w="3324"/>
+        <w:gridCol w:w="3324"/>
+      </w:tblGrid>
+      <w:tr>
+        <w:tc>
+          <w:tcPr>
+            <w:tcW w:type="dxa" w:w="3324"/>
+            <w:shd w:fill="70AD47"/>
+          </w:tcPr>
+          <w:p>
+            <w:r>
+              <w:rPr>
+                <w:b/>
+                <w:color w:val="FFFFFF"/>
+                <w:sz w:val="18"/>
+              </w:rPr>
+              <w:t>Chef de Menage</w:t>
+            </w:r>
+          </w:p>
+        </w:tc>
+        <w:tc>
+          <w:tcPr>
+            <w:tcW w:type="dxa" w:w="3324"/>
+            <w:shd w:fill="70AD47"/>
+          </w:tcPr>
+          <w:p>
+            <w:r>
+              <w:rPr>
+                <w:b/>
+                <w:color w:val="FFFFFF"/>
+                <w:sz w:val="18"/>
+              </w:rPr>
+              <w:t>Quartier/Village (s00q05)</w:t>
+            </w:r>
+          </w:p>
+        </w:tc>
+        <w:tc>
+          <w:tcPr>
+            <w:tcW w:type="dxa" w:w="3324"/>
+            <w:shd w:fill="70AD47"/>
+          </w:tcPr>
+          <w:p>
+            <w:r>
+              <w:rPr>
+                <w:b/>
+                <w:color w:val="FFFFFF"/>
+                <w:sz w:val="18"/>
+              </w:rPr>
+              <w:t>Localisation GPS</w:t>
+            </w:r>
+          </w:p>
+        </w:tc>
+      </w:tr>
+      <w:tr>
+        <w:tc>
+          <w:tcPr>
+            <w:tcW w:type="dxa" w:w="3324"/>
+          </w:tcPr>
+          <w:p>
+            <w:r>
+              <w:rPr>
+                <w:sz w:val="18"/>
+              </w:rPr>
+              <w:t>SIDI DIALLO</w:t>
+            </w:r>
+          </w:p>
+        </w:tc>
+        <w:tc>
+          <w:tcPr>
+            <w:tcW w:type="dxa" w:w="3324"/>
+          </w:tcPr>
+          <w:p>
+            <w:r>
+              <w:rPr>
+                <w:sz w:val="18"/>
+              </w:rPr>
+              <w:t>N/A</w:t>
+            </w:r>
+          </w:p>
+        </w:tc>
+        <w:tc>
+          <w:tcPr>
+            <w:tcW w:type="dxa" w:w="3324"/>
+          </w:tcPr>
+          <w:p>
+            <w:r/>
+            <w:hyperlink r:id="rId9">
+              <w:r>
+                <w:rPr>
+                  <w:color w:val="0563C1"/>
+                  <w:u w:val="single"/>
+                </w:rPr>
+                <w:t>toute la concession</w:t>
+              </w:r>
+            </w:hyperlink>
+          </w:p>
+        </w:tc>
+      </w:tr>
+    </w:tbl>
+    <w:p/>
+    <w:p>
+      <w:r>
+        <w:rPr>
+          <w:b/>
+          <w:color w:val="4672C4"/>
+          <w:sz w:val="22"/>
+        </w:rPr>
+        <w:t>&gt;&gt; Section0 - Identification et renseignements de controle</w:t>
+      </w:r>
+    </w:p>
+    <w:p>
+      <w:pPr>
+        <w:ind w:left="283"/>
+      </w:pPr>
+      <w:r>
+        <w:rPr>
+          <w:sz w:val="20"/>
+        </w:rPr>
+        <w:t>- Il est obligatoire de prendre les coordonnées Gps avant d'administrer le questionnaire. Prière de prendre les coordonnées GPS.</w:t>
+      </w:r>
+    </w:p>
+    <w:p>
+      <w:r>
+        <w:rPr>
+          <w:b/>
+          <w:color w:val="4672C4"/>
+          <w:sz w:val="22"/>
+        </w:rPr>
+        <w:t>&gt;&gt; Section1 - Caracteristiques des membres</w:t>
+      </w:r>
+    </w:p>
+    <w:p>
+      <w:pPr>
+        <w:ind w:left="283"/>
+      </w:pPr>
+      <w:r>
+        <w:rPr>
+          <w:sz w:val="20"/>
+        </w:rPr>
+        <w:t>- Incoherence! sidi diallo dispose d'un téléphone portable à s01q39, donc la raison évoquée ne peut pas être (ne dispose pas d'appareil).</w:t>
+      </w:r>
+    </w:p>
+    <w:p>
+      <w:r>
+        <w:rPr>
+          <w:b/>
+          <w:color w:val="4672C4"/>
+          <w:sz w:val="22"/>
+        </w:rPr>
+        <w:t>&gt;&gt; Section2 - Education</w:t>
+      </w:r>
+    </w:p>
+    <w:p>
+      <w:pPr>
+        <w:ind w:left="283"/>
+      </w:pPr>
+      <w:r>
+        <w:rPr>
+          <w:sz w:val="20"/>
+        </w:rPr>
+        <w:t xml:space="preserve">- Peu probable! adama diallo  n'arrive pas  à comprendre un petit texte lu dans une langue locale (s02q03). Veuillez corriger ou donner des explications au QG. Peu probable! adama diallo  ne sait ni lire, ni écrire, ni comprendre dans aucune des langues  (s02q01,s02q02,s02q03). Veuillez corriger ou donner des explications au QG. </w:t>
+        <w:br/>
+        <w:t xml:space="preserve">- Peu probable! aissatou diallo  n'arrive pas  à comprendre un petit texte lu dans une langue locale (s02q03). Veuillez corriger ou donner des explications au QG. Peu probable! aissatou diallo  ne sait ni lire, ni écrire, ni comprendre dans aucune des langues  (s02q01,s02q02,s02q03). Veuillez corriger ou donner des explications au QG. </w:t>
+        <w:br/>
+        <w:t xml:space="preserve">- Peu probable! alfa diallo  n'arrive pas  à comprendre un petit texte lu dans une langue locale (s02q03). Veuillez corriger ou donner des explications au QG. La raison principale alfa diallo abandonné l'école en cours d'année est veut un emploi et semble exister dans les modalités, prière de prendre attache avec le QG pour plus d'explication afin de la classer bien. </w:t>
+        <w:br/>
+        <w:t xml:space="preserve">- Peu probable! amadou woury diallo  n'arrive pas  à comprendre un petit texte lu dans une langue locale (s02q03). Veuillez corriger ou donner des explications au QG. Peu probable! amadou woury diallo  ne sait ni lire, ni écrire, ni comprendre dans aucune des langues  (s02q01,s02q02,s02q03). Veuillez corriger ou donner des explications au QG. </w:t>
+        <w:br/>
+        <w:t xml:space="preserve">- Peu probable! idrissa diallo  n'arrive pas  à comprendre un petit texte lu dans une langue locale (s02q03). Veuillez corriger ou donner des explications au QG. </w:t>
+        <w:br/>
+        <w:t xml:space="preserve">- Peu probable! lawratou diallo  n'arrive pas  à comprendre un petit texte lu dans une langue locale (s02q03). Veuillez corriger ou donner des explications au QG. </w:t>
+        <w:br/>
+        <w:t xml:space="preserve">- Peu probable! moustapha diallo  n'arrive pas  à comprendre un petit texte lu dans une langue locale (s02q03). Veuillez corriger ou donner des explications au QG. La raison principale moustapha diallo abandonné l'école en cours d'année est veut chercher un emploi et semble exister dans les modalités, prière de prendre attache avec le QG pour plus d'explication afin de la classer bien. </w:t>
+        <w:br/>
+        <w:t xml:space="preserve">- Peu probable! ousseynatou diallo  n'arrive pas  à comprendre un petit texte lu dans une langue locale (s02q03). Veuillez corriger ou donner des explications au QG. </w:t>
+        <w:br/>
+        <w:t xml:space="preserve">- Peu probable! sidi diallo  n'arrive pas  à comprendre un petit texte lu dans une langue locale (s02q03). Veuillez corriger ou donner des explications au QG. Peu probable! sidi diallo  ne sait ni lire, ni écrire, ni comprendre dans aucune des langues  (s02q01,s02q02,s02q03). Veuillez corriger ou donner des explications au QG. </w:t>
+        <w:br/>
+        <w:t>- Peu probable! souleymane diallo  n'arrive pas  à comprendre un petit texte lu dans une langue locale (s02q03). Veuillez corriger ou donner des explications au QG. Peu probable! souleymane diallo  ne sait ni lire, ni écrire, ni comprendre dans aucune des langues  (s02q01,s02q02,s02q03). Veuillez corriger ou donner des explications au QG.</w:t>
+      </w:r>
+    </w:p>
+    <w:p>
+      <w:r>
+        <w:rPr>
+          <w:b/>
+          <w:color w:val="4672C4"/>
+          <w:sz w:val="22"/>
+        </w:rPr>
+        <w:t>&gt;&gt; Section3 - Sante</w:t>
+      </w:r>
+    </w:p>
+    <w:p>
+      <w:pPr>
+        <w:ind w:left="283"/>
+      </w:pPr>
+      <w:r>
+        <w:rPr>
+          <w:sz w:val="20"/>
+        </w:rPr>
+        <w:t>- Avertissement!!! Veuillez revoir la distance/le temps donnée par lawratou diallo, car le temps mis est trop élevé pour accéder au lieu de la consultation.</w:t>
+      </w:r>
+    </w:p>
+    <w:p>
+      <w:r>
+        <w:rPr>
+          <w:b/>
+          <w:color w:val="4672C4"/>
+          <w:sz w:val="22"/>
+        </w:rPr>
+        <w:t>&gt;&gt; Section4a - Emploi</w:t>
+      </w:r>
+    </w:p>
+    <w:p>
+      <w:pPr>
+        <w:ind w:left="283"/>
+      </w:pPr>
+      <w:r>
+        <w:rPr>
+          <w:sz w:val="20"/>
+        </w:rPr>
+        <w:t xml:space="preserve">- Avertissement! Généralement les jeunes hommes (10 à 25ans) font des travaux ménager soit apprendre les enfants à reviser leurs léçons ou d'autres cours, alfa diallo n'a consacré aucune heure pour les travaux cités en s04q01, s04q02, s04q03, s04q04, s04q05, s04q06, s04q07 et s04q08.Prière de regarder pour corriger ou confirmer avec le QG. </w:t>
+        <w:br/>
+        <w:t xml:space="preserve">- Avertissement! Généralement les jeunes hommes (10 à 25ans) font des travaux ménager soit apprendre les enfants à reviser leurs léçons ou d'autres cours, moustapha diallo n'a consacré aucune heure pour les travaux cités en s04q01, s04q02, s04q03, s04q04, s04q05, s04q06, s04q07 et s04q08.Prière de regarder pour corriger ou confirmer avec le QG. </w:t>
+        <w:br/>
+        <w:t>- Avertissement! lawratou diallo n'a consacré aucune heure pour aucun des travaux du ménage, prière de regarder les réponses prises dans les questions (s04q01 s04q02 s04q03 s04q04 s04q05 s04q06 s04q07 s04q08).</w:t>
+      </w:r>
+    </w:p>
+    <w:p>
+      <w:r>
+        <w:rPr>
+          <w:b/>
+          <w:color w:val="4672C4"/>
+          <w:sz w:val="22"/>
+        </w:rPr>
+        <w:t>&gt;&gt; Section7b - Consommation alimentaire - 7 jours</w:t>
+      </w:r>
+    </w:p>
+    <w:p>
+      <w:pPr>
+        <w:ind w:left="283"/>
+      </w:pPr>
+      <w:r>
+        <w:rPr>
+          <w:sz w:val="20"/>
+        </w:rPr>
+        <w:t>- Avertissement!! La quantité (4.25 litre) du produit Huile de soja  consommée  par le ménage semble très élevé, prière de corriger ou confirmer avec le QG. Avertissement!!! Le ménage a consommé 1 Cuillère Moyen de Pâte d'arachide, cette quantité semble anormale pour une consommation des 7 derniers jours. Etes vous sur d'avoir selectionner la bonne unitée ? prière de verifier et corriger. Avertissement!!! Le ménage a consommé 14 Sachets Moyen de Sucre en poudre , cette quantité semble anormale pour une consommation des 7 derniers jours.Prière de corriger ou de confirmer avec le QG. Avertissement!!! Le ménage a consommé 7 Paquet Moyen de Thé en sachet, cette quantité semble anormale pour une consommation des 7 derniers jours.Prière de corriger ou de confirmer avec le QG. Avertissement!! le prix unitaire (100 Fcfa) de Thé en sachet (unité: Paquet) de taille Moyen est très faible ou élevé. Prière de corriger ou de confirmer avec le QG. Difficile de consommer le Sel en Boite (Autre que la boite/pot de tomate) Moyen prière de verifier. Incohérence!! Dans ce ménage, chaque individus consomme par jour 39.9774 Kg  de cereale; Prière de revoir les quantités prises de ces produits.</w:t>
+      </w:r>
+    </w:p>
+    <w:p>
+      <w:r>
+        <w:rPr>
+          <w:b/>
+          <w:color w:val="4672C4"/>
+          <w:sz w:val="22"/>
+        </w:rPr>
+        <w:t>&gt;&gt; Section9b - Depenses non-alimentaires - 7 jours</w:t>
+      </w:r>
+    </w:p>
+    <w:p>
+      <w:pPr>
+        <w:ind w:left="283"/>
+      </w:pPr>
+      <w:r>
+        <w:rPr>
+          <w:sz w:val="20"/>
+        </w:rPr>
+        <w:t>- La dernière fois que vous avez acheté Transport urbain/rural par traction animale est charette et semble exister dans les modalités, prière de prendre attache avec le QG pour plus d'explication afin de la classer bien.</w:t>
+      </w:r>
+    </w:p>
+    <w:p>
+      <w:r>
+        <w:rPr>
+          <w:b/>
+          <w:color w:val="4672C4"/>
+          <w:sz w:val="22"/>
+        </w:rPr>
+        <w:t>&gt;&gt; Section9c - Depenses non-alimentaires - 30 jours</w:t>
+      </w:r>
+    </w:p>
+    <w:p>
+      <w:pPr>
+        <w:ind w:left="283"/>
+      </w:pPr>
+      <w:r>
+        <w:rPr>
+          <w:sz w:val="20"/>
+        </w:rPr>
+        <w:t>- La dernière fois que vous avez acheté Bois de chauffe ramassé/coupé (estimer la valeur) est cueillette et semble exister dans les modalités, prière de prendre attache avec le QG pour plus d'explication afin de la classer bien.</w:t>
+      </w:r>
+    </w:p>
+    <w:p>
+      <w:r>
+        <w:rPr>
+          <w:b/>
+          <w:color w:val="4672C4"/>
+          <w:sz w:val="22"/>
+        </w:rPr>
+        <w:t>&gt;&gt; Section10a - Existence entreprise non agricole</w:t>
+      </w:r>
+    </w:p>
+    <w:p>
+      <w:pPr>
+        <w:ind w:left="283"/>
+      </w:pPr>
+      <w:r>
+        <w:rPr>
+          <w:sz w:val="20"/>
+        </w:rPr>
+        <w:t>- Avertissement!!! Le ménage de SIDI DIALLO a comme taille 11 personnes dont ils vivent à KAFFRINE Rural et aucune d'entre ne possède une entreprise non agricole, prière de revoir cette partie de la section 10 de ce menage.</w:t>
+      </w:r>
+    </w:p>
+    <w:p>
+      <w:r>
+        <w:rPr>
+          <w:b/>
+          <w:color w:val="4672C4"/>
+          <w:sz w:val="22"/>
+        </w:rPr>
+        <w:t>&gt;&gt; Section11 - Caracteristiques logement</w:t>
+      </w:r>
+    </w:p>
+    <w:p>
+      <w:pPr>
+        <w:ind w:left="283"/>
+      </w:pPr>
+      <w:r>
+        <w:rPr>
+          <w:sz w:val="20"/>
+        </w:rPr>
+        <w:t>- le montant supporté par le ménage pour cette source d’énergie au cours des 30 derniers jours semble élevé, prière de confirmer ou corriger.  En cas de coupure de courant du réseau, la source d’énergie que le ménage utilise est portable et semble exister dans les modalités, prière de prendre attache avec le QG pour plus d'explication afin de la classer bien.</w:t>
+      </w:r>
+    </w:p>
+    <w:p>
+      <w:r>
+        <w:rPr>
+          <w:b/>
+          <w:color w:val="4672C4"/>
+          <w:sz w:val="22"/>
+        </w:rPr>
+        <w:t>&gt;&gt; Section16a - Champs et parcelles</w:t>
+      </w:r>
+    </w:p>
+    <w:p>
+      <w:pPr>
+        <w:ind w:left="283"/>
+      </w:pPr>
+      <w:r>
+        <w:rPr>
+          <w:sz w:val="20"/>
+        </w:rPr>
+        <w:t xml:space="preserve">- La superficie de la parcelle champ de mil selon les mesures GPS est de 1 hectare et celle donnée par l'exploitant est de 1 qui sont identique, comment cela pourrait-il se faire prière de corriger. </w:t>
+        <w:br/>
+        <w:t>- La superficie de la parcelle champ d’arachide selon les mesures GPS est de 1.5 hectare et celle donnée par l'exploitant est de 1.5 qui sont identique, comment cela pourrait-il se faire prière de corriger.</w:t>
+      </w:r>
+    </w:p>
+    <w:p>
+      <w:r>
+        <w:rPr>
+          <w:b/>
+          <w:color w:val="4672C4"/>
+          <w:sz w:val="22"/>
+        </w:rPr>
+        <w:t>&gt;&gt; Section19 - Equipements agricoles</w:t>
+      </w:r>
+    </w:p>
+    <w:p>
+      <w:pPr>
+        <w:ind w:left="283"/>
+      </w:pPr>
+      <w:r>
+        <w:rPr>
+          <w:sz w:val="20"/>
+        </w:rPr>
+        <w:t xml:space="preserve">- Attention ! Houe asine a été revendu à 75000 Fcfa qui est relativement élevé par rapport aux autres prix de revente observés dans cette zone. Prière de corriger ou de confirmer avec le QG. </w:t>
+        <w:br/>
+        <w:t>- Attention ! Machette a été revendu à 5000 Fcfa qui est relativement élevé par rapport aux autres prix de revente observés dans cette zone. Prière de corriger ou de confirmer avec le QG.</w:t>
+      </w:r>
+    </w:p>
+    <w:p>
+      <w:r>
+        <w:t>________________________________________________________________________________</w:t>
+      </w:r>
+    </w:p>
+    <w:p>
+      <w:pPr>
+        <w:pStyle w:val="Heading2"/>
+      </w:pPr>
+      <w:r>
+        <w:t>Menage 3</w:t>
+      </w:r>
+    </w:p>
+    <w:tbl>
+      <w:tblPr>
+        <w:tblStyle w:val="TableGrid"/>
+        <w:tblW w:type="auto" w:w="0"/>
+        <w:tblLook w:firstColumn="1" w:firstRow="1" w:lastColumn="0" w:lastRow="0" w:noHBand="0" w:noVBand="1" w:val="04A0"/>
+      </w:tblPr>
+      <w:tblGrid>
+        <w:gridCol w:w="1662"/>
+        <w:gridCol w:w="1662"/>
+        <w:gridCol w:w="1662"/>
+        <w:gridCol w:w="1662"/>
+        <w:gridCol w:w="1662"/>
+        <w:gridCol w:w="1662"/>
+      </w:tblGrid>
+      <w:tr>
+        <w:tc>
+          <w:tcPr>
+            <w:tcW w:type="dxa" w:w="1662"/>
+            <w:shd w:fill="5B9BD5"/>
+          </w:tcPr>
+          <w:p>
+            <w:r>
+              <w:rPr>
+                <w:b/>
+                <w:color w:val="FFFFFF"/>
+                <w:sz w:val="16"/>
+              </w:rPr>
+              <w:t>Interview Key</w:t>
+            </w:r>
+          </w:p>
+        </w:tc>
+        <w:tc>
+          <w:tcPr>
+            <w:tcW w:type="dxa" w:w="1662"/>
+            <w:shd w:fill="5B9BD5"/>
+          </w:tcPr>
+          <w:p>
+            <w:r>
+              <w:rPr>
+                <w:b/>
+                <w:color w:val="FFFFFF"/>
+                <w:sz w:val="16"/>
+              </w:rPr>
+              <w:t>Interview ID</w:t>
+            </w:r>
+          </w:p>
+        </w:tc>
+        <w:tc>
+          <w:tcPr>
+            <w:tcW w:type="dxa" w:w="1662"/>
+            <w:shd w:fill="5B9BD5"/>
+          </w:tcPr>
+          <w:p>
+            <w:r>
+              <w:rPr>
+                <w:b/>
+                <w:color w:val="FFFFFF"/>
+                <w:sz w:val="16"/>
+              </w:rPr>
+              <w:t>ID Agent</w:t>
+            </w:r>
+          </w:p>
+        </w:tc>
+        <w:tc>
+          <w:tcPr>
+            <w:tcW w:type="dxa" w:w="1662"/>
+            <w:shd w:fill="5B9BD5"/>
+          </w:tcPr>
+          <w:p>
+            <w:r>
+              <w:rPr>
+                <w:b/>
+                <w:color w:val="FFFFFF"/>
+                <w:sz w:val="16"/>
+              </w:rPr>
+              <w:t>ID Equipe</w:t>
+            </w:r>
+          </w:p>
+        </w:tc>
+        <w:tc>
+          <w:tcPr>
+            <w:tcW w:type="dxa" w:w="1662"/>
+            <w:shd w:fill="5B9BD5"/>
+          </w:tcPr>
+          <w:p>
+            <w:r>
+              <w:rPr>
+                <w:b/>
+                <w:color w:val="FFFFFF"/>
+                <w:sz w:val="16"/>
+              </w:rPr>
+              <w:t>Agent</w:t>
+            </w:r>
+          </w:p>
+        </w:tc>
+        <w:tc>
+          <w:tcPr>
+            <w:tcW w:type="dxa" w:w="1662"/>
+            <w:shd w:fill="5B9BD5"/>
+          </w:tcPr>
+          <w:p>
+            <w:r>
+              <w:rPr>
+                <w:b/>
+                <w:color w:val="FFFFFF"/>
+                <w:sz w:val="16"/>
+              </w:rPr>
+              <w:t>Chef d'equipe</w:t>
+            </w:r>
+          </w:p>
+        </w:tc>
+      </w:tr>
+      <w:tr>
+        <w:tc>
+          <w:tcPr>
+            <w:tcW w:type="dxa" w:w="1662"/>
+          </w:tcPr>
+          <w:p>
+            <w:r>
+              <w:rPr>
+                <w:sz w:val="14"/>
+              </w:rPr>
+              <w:t>86-46-43-62</w:t>
+            </w:r>
+          </w:p>
+        </w:tc>
+        <w:tc>
+          <w:tcPr>
+            <w:tcW w:type="dxa" w:w="1662"/>
+          </w:tcPr>
+          <w:p>
+            <w:r>
+              <w:rPr>
+                <w:sz w:val="14"/>
+              </w:rPr>
+              <w:t>2e504a5a040940a8a1454e60a9c25ce8</w:t>
+            </w:r>
+          </w:p>
+        </w:tc>
+        <w:tc>
+          <w:tcPr>
+            <w:tcW w:type="dxa" w:w="1662"/>
+          </w:tcPr>
+          <w:p>
+            <w:r>
+              <w:rPr>
+                <w:sz w:val="14"/>
+              </w:rPr>
+              <w:t>EQ28_enq3</w:t>
+            </w:r>
+          </w:p>
+        </w:tc>
+        <w:tc>
+          <w:tcPr>
+            <w:tcW w:type="dxa" w:w="1662"/>
+          </w:tcPr>
+          <w:p>
+            <w:r>
+              <w:rPr>
+                <w:sz w:val="14"/>
+              </w:rPr>
+              <w:t>Equipe28</w:t>
+            </w:r>
+          </w:p>
+        </w:tc>
+        <w:tc>
+          <w:tcPr>
+            <w:tcW w:type="dxa" w:w="1662"/>
+          </w:tcPr>
+          <w:p>
+            <w:r>
+              <w:rPr>
+                <w:sz w:val="14"/>
+              </w:rPr>
+              <w:t>Moussa NDIAYE</w:t>
+            </w:r>
+          </w:p>
+        </w:tc>
+        <w:tc>
+          <w:tcPr>
+            <w:tcW w:type="dxa" w:w="1662"/>
+          </w:tcPr>
+          <w:p>
+            <w:r>
+              <w:rPr>
+                <w:sz w:val="14"/>
+              </w:rPr>
+              <w:t>Abdou Khadre DIOUF</w:t>
+            </w:r>
+          </w:p>
+        </w:tc>
+      </w:tr>
+    </w:tbl>
+    <w:p/>
+    <w:tbl>
+      <w:tblPr>
+        <w:tblStyle w:val="TableGrid"/>
+        <w:tblW w:type="auto" w:w="0"/>
+        <w:tblLook w:firstColumn="1" w:firstRow="1" w:lastColumn="0" w:lastRow="0" w:noHBand="0" w:noVBand="1" w:val="04A0"/>
+      </w:tblPr>
+      <w:tblGrid>
+        <w:gridCol w:w="3324"/>
+        <w:gridCol w:w="3324"/>
+        <w:gridCol w:w="3324"/>
+      </w:tblGrid>
+      <w:tr>
+        <w:tc>
+          <w:tcPr>
+            <w:tcW w:type="dxa" w:w="3324"/>
+            <w:shd w:fill="70AD47"/>
+          </w:tcPr>
+          <w:p>
+            <w:r>
+              <w:rPr>
+                <w:b/>
+                <w:color w:val="FFFFFF"/>
+                <w:sz w:val="18"/>
+              </w:rPr>
+              <w:t>Chef de Menage</w:t>
+            </w:r>
+          </w:p>
+        </w:tc>
+        <w:tc>
+          <w:tcPr>
+            <w:tcW w:type="dxa" w:w="3324"/>
+            <w:shd w:fill="70AD47"/>
+          </w:tcPr>
+          <w:p>
+            <w:r>
+              <w:rPr>
+                <w:b/>
+                <w:color w:val="FFFFFF"/>
+                <w:sz w:val="18"/>
+              </w:rPr>
+              <w:t>Quartier/Village (s00q05)</w:t>
+            </w:r>
+          </w:p>
+        </w:tc>
+        <w:tc>
+          <w:tcPr>
+            <w:tcW w:type="dxa" w:w="3324"/>
+            <w:shd w:fill="70AD47"/>
+          </w:tcPr>
+          <w:p>
+            <w:r>
+              <w:rPr>
+                <w:b/>
+                <w:color w:val="FFFFFF"/>
+                <w:sz w:val="18"/>
+              </w:rPr>
+              <w:t>Localisation GPS</w:t>
+            </w:r>
+          </w:p>
+        </w:tc>
+      </w:tr>
+      <w:tr>
+        <w:tc>
+          <w:tcPr>
+            <w:tcW w:type="dxa" w:w="3324"/>
+          </w:tcPr>
+          <w:p>
+            <w:r>
+              <w:rPr>
+                <w:sz w:val="18"/>
+              </w:rPr>
+              <w:t>BOUBACAR THIATY</w:t>
+            </w:r>
+          </w:p>
+        </w:tc>
+        <w:tc>
+          <w:tcPr>
+            <w:tcW w:type="dxa" w:w="3324"/>
+          </w:tcPr>
+          <w:p>
+            <w:r>
+              <w:rPr>
+                <w:sz w:val="18"/>
+              </w:rPr>
+              <w:t>N/A</w:t>
+            </w:r>
+          </w:p>
+        </w:tc>
+        <w:tc>
+          <w:tcPr>
+            <w:tcW w:type="dxa" w:w="3324"/>
+          </w:tcPr>
+          <w:p>
+            <w:r/>
+            <w:hyperlink r:id="rId10">
+              <w:r>
+                <w:rPr>
+                  <w:color w:val="0563C1"/>
+                  <w:u w:val="single"/>
+                </w:rPr>
+                <w:t>toute la concession</w:t>
+              </w:r>
+            </w:hyperlink>
+          </w:p>
+        </w:tc>
+      </w:tr>
+    </w:tbl>
+    <w:p/>
+    <w:p>
+      <w:r>
+        <w:rPr>
+          <w:b/>
+          <w:color w:val="4672C4"/>
+          <w:sz w:val="22"/>
+        </w:rPr>
+        <w:t>&gt;&gt; Section0 - Identification et renseignements de controle</w:t>
+      </w:r>
+    </w:p>
+    <w:p>
+      <w:pPr>
+        <w:ind w:left="283"/>
+      </w:pPr>
+      <w:r>
+        <w:rPr>
+          <w:sz w:val="20"/>
+        </w:rPr>
+        <w:t>- Il est obligatoire de prendre les coordonnées Gps avant d'administrer le questionnaire. Prière de prendre les coordonnées GPS.</w:t>
+      </w:r>
+    </w:p>
+    <w:p>
+      <w:r>
+        <w:rPr>
+          <w:b/>
+          <w:color w:val="4672C4"/>
+          <w:sz w:val="22"/>
+        </w:rPr>
+        <w:t>&gt;&gt; Section1 - Caracteristiques des membres</w:t>
+      </w:r>
+    </w:p>
+    <w:p>
+      <w:pPr>
+        <w:ind w:left="283"/>
+      </w:pPr>
+      <w:r>
+        <w:rPr>
+          <w:sz w:val="20"/>
+        </w:rPr>
+        <w:t>- Avertissement! Veuillez renseigner par oui ou non toutes les modalités de la question s01q47.</w:t>
+      </w:r>
+    </w:p>
+    <w:p>
+      <w:r>
+        <w:rPr>
+          <w:b/>
+          <w:color w:val="4672C4"/>
+          <w:sz w:val="22"/>
+        </w:rPr>
+        <w:t>&gt;&gt; Section2 - Education</w:t>
+      </w:r>
+    </w:p>
+    <w:p>
+      <w:pPr>
+        <w:ind w:left="283"/>
+      </w:pPr>
+      <w:r>
+        <w:rPr>
+          <w:sz w:val="20"/>
+        </w:rPr>
+        <w:t xml:space="preserve">- Peu probable! aliou thiaty  n'arrive pas  à comprendre un petit texte lu dans une langue locale (s02q03). Veuillez corriger ou donner des explications au QG. Le montant des autres depenses pour l'année scolaire de aliou thiaty est faible ou élevé. veuillez, s'il vous plait, confirmer ces informations avec le QG ou apporter les corrections nécessaires. </w:t>
+        <w:br/>
+        <w:t xml:space="preserve">- Peu probable! boubacar thiaty  n'arrive pas  à comprendre un petit texte lu dans une langue locale (s02q03). Veuillez corriger ou donner des explications au QG. Peu probable! boubacar thiaty  ne sait ni lire, ni écrire, ni comprendre dans aucune des langues  (s02q01,s02q02,s02q03). Veuillez corriger ou donner des explications au QG. </w:t>
+        <w:br/>
+        <w:t xml:space="preserve">- Peu probable! fatoumata thiaty  n'arrive pas  à comprendre un petit texte lu dans une langue locale (s02q03). Veuillez corriger ou donner des explications au QG. Peu probable! fatoumata thiaty  ne sait ni lire, ni écrire, ni comprendre dans aucune des langues  (s02q01,s02q02,s02q03). Veuillez corriger ou donner des explications au QG. </w:t>
+        <w:br/>
+        <w:t xml:space="preserve">- Peu probable! moukhamed thiaty  n'arrive pas  à comprendre un petit texte lu dans une langue locale (s02q03). Veuillez corriger ou donner des explications au QG. Peu probable! moukhamed thiaty  ne sait ni lire, ni écrire, ni comprendre dans aucune des langues  (s02q01,s02q02,s02q03). Veuillez corriger ou donner des explications au QG. </w:t>
+        <w:br/>
+        <w:t xml:space="preserve">- Peu probable! moustapha thiaty  n'arrive pas  à comprendre un petit texte lu dans une langue locale (s02q03). Veuillez corriger ou donner des explications au QG. </w:t>
+        <w:br/>
+        <w:t xml:space="preserve">- Peu probable! ndounou mankané  n'arrive pas  à comprendre un petit texte lu dans une langue locale (s02q03). Veuillez corriger ou donner des explications au QG. Peu probable! ndounou mankané  ne sait ni lire, ni écrire, ni comprendre dans aucune des langues  (s02q01,s02q02,s02q03). Veuillez corriger ou donner des explications au QG. </w:t>
+        <w:br/>
+        <w:t>- Peu probable! seni thiaty  n'arrive pas  à comprendre un petit texte lu dans une langue locale (s02q03). Veuillez corriger ou donner des explications au QG.</w:t>
+      </w:r>
+    </w:p>
+    <w:p>
+      <w:r>
+        <w:rPr>
+          <w:b/>
+          <w:color w:val="4672C4"/>
+          <w:sz w:val="22"/>
+        </w:rPr>
+        <w:t>&gt;&gt; Section4a - Emploi</w:t>
+      </w:r>
+    </w:p>
+    <w:p>
+      <w:pPr>
+        <w:ind w:left="283"/>
+      </w:pPr>
+      <w:r>
+        <w:rPr>
+          <w:sz w:val="20"/>
+        </w:rPr>
+        <w:t xml:space="preserve">- Avertissement! Généralement les jeunes hommes (10 à 25ans) font des travaux ménager soit apprendre les enfants à reviser leurs léçons ou d'autres cours, moustapha thiaty n'a consacré aucune heure pour les travaux cités en s04q01, s04q02, s04q03, s04q04, s04q05, s04q06, s04q07 et s04q08.Prière de regarder pour corriger ou confirmer avec le QG. </w:t>
+        <w:br/>
+        <w:t>- Avertissement! ndounou mankané n'a consacré aucune heure pour aucun des travaux du ménage, prière de regarder les réponses prises dans les questions (s04q01 s04q02 s04q03 s04q04 s04q05 s04q06 s04q07 s04q08).</w:t>
+      </w:r>
+    </w:p>
+    <w:p>
+      <w:r>
+        <w:rPr>
+          <w:b/>
+          <w:color w:val="4672C4"/>
+          <w:sz w:val="22"/>
+        </w:rPr>
+        <w:t>&gt;&gt; Section7b - Consommation alimentaire - 7 jours</w:t>
+      </w:r>
+    </w:p>
+    <w:p>
+      <w:pPr>
+        <w:ind w:left="283"/>
+      </w:pPr>
+      <w:r>
+        <w:rPr>
+          <w:sz w:val="20"/>
+        </w:rPr>
+        <w:t>- Avertissement!! La quantité (3.5 litre) du produit Huile de soja  consommée  par le ménage semble très élevé, prière de corriger ou confirmer avec le QG. Avertissement!!! Le ménage a consommé 7 Paquet Moyen de Thé en sachet, cette quantité semble anormale pour une consommation des 7 derniers jours.Prière de corriger ou de confirmer avec le QG. Avertissement!! le prix unitaire (100 Fcfa) de Thé en sachet (unité: Paquet) de taille Moyen est très faible ou élevé. Prière de corriger ou de confirmer avec le QG. Incohérence!! Dans ce ménage, chaque individus consomme par jour 13.82299 Kg  de cereale; Prière de revoir les quantités prises de ces produits. Incohérence!! Dans ce ménage, chaque individus consomme par jour 13.82299 Kg  de cereale; Prière de revoir les quantités prises de ces produits.</w:t>
+      </w:r>
+    </w:p>
+    <w:p>
+      <w:r>
+        <w:rPr>
+          <w:b/>
+          <w:color w:val="4672C4"/>
+          <w:sz w:val="22"/>
+        </w:rPr>
+        <w:t>&gt;&gt; Section9c - Depenses non-alimentaires - 30 jours</w:t>
+      </w:r>
+    </w:p>
+    <w:p>
+      <w:pPr>
+        <w:ind w:left="283"/>
+      </w:pPr>
+      <w:r>
+        <w:rPr>
+          <w:sz w:val="20"/>
+        </w:rPr>
+        <w:t>- La dernière fois que vous avez acheté Bois de chauffe ramassé/coupé (estimer la valeur) est cueillette et semble exister dans les modalités, prière de prendre attache avec le QG pour plus d'explication afin de la classer bien.</w:t>
+      </w:r>
+    </w:p>
+    <w:p>
+      <w:r>
+        <w:rPr>
+          <w:b/>
+          <w:color w:val="4672C4"/>
+          <w:sz w:val="22"/>
+        </w:rPr>
+        <w:t>&gt;&gt; Section10a - Existence entreprise non agricole</w:t>
+      </w:r>
+    </w:p>
+    <w:p>
+      <w:pPr>
+        <w:ind w:left="283"/>
+      </w:pPr>
+      <w:r>
+        <w:rPr>
+          <w:sz w:val="20"/>
+        </w:rPr>
+        <w:t>- Avertissement!!! Le ménage de BOUBACAR THIATY a comme taille 11 personnes dont ils vivent à KAFFRINE Rural et aucune d'entre ne possède une entreprise non agricole, prière de revoir cette partie de la section 10 de ce menage.</w:t>
+      </w:r>
+    </w:p>
+    <w:p>
+      <w:r>
+        <w:rPr>
+          <w:b/>
+          <w:color w:val="4672C4"/>
+          <w:sz w:val="22"/>
+        </w:rPr>
+        <w:t>&gt;&gt; Section11 - Caracteristiques logement</w:t>
+      </w:r>
+    </w:p>
+    <w:p>
+      <w:pPr>
+        <w:ind w:left="283"/>
+      </w:pPr>
+      <w:r>
+        <w:rPr>
+          <w:sz w:val="20"/>
+        </w:rPr>
+        <w:t>- le montant supporté par le ménage pour cette source d’énergie au cours des 30 derniers jours semble élevé, prière de confirmer ou corriger.  La personne non-membre du ménage qui figure sur le titre de propriété est frere et semble exister dans les modalités, prière de prendre attache avec le QG pour plus d'explication afin de la classer bien.  En cas de coupure de courant du réseau, la source d’énergie que le ménage utilise est portable et semble exister dans les modalités, prière de prendre attache avec le QG pour plus d'explication afin de la classer bien.</w:t>
+      </w:r>
+    </w:p>
+    <w:p>
+      <w:r>
+        <w:rPr>
+          <w:b/>
+          <w:color w:val="4672C4"/>
+          <w:sz w:val="22"/>
+        </w:rPr>
+        <w:t>&gt;&gt; Section12 - Actifs du menage</w:t>
+      </w:r>
+    </w:p>
+    <w:p>
+      <w:pPr>
+        <w:ind w:left="283"/>
+      </w:pPr>
+      <w:r>
+        <w:rPr>
+          <w:sz w:val="20"/>
+        </w:rPr>
+        <w:t>- Attention ! Appareil TV a été revendu à 100000 Fcfa qui est relativement élevé par rapport aux autres prix de revente observés dans cette zone. Prière de corriger ou de confirmer avec le QG.</w:t>
+      </w:r>
+    </w:p>
+    <w:p>
+      <w:r>
+        <w:rPr>
+          <w:b/>
+          <w:color w:val="4672C4"/>
+          <w:sz w:val="22"/>
+        </w:rPr>
+        <w:t>&gt;&gt; Section16a - Champs et parcelles</w:t>
+      </w:r>
+    </w:p>
+    <w:p>
+      <w:pPr>
+        <w:ind w:left="283"/>
+      </w:pPr>
+      <w:r>
+        <w:rPr>
+          <w:sz w:val="20"/>
+        </w:rPr>
+        <w:t xml:space="preserve">- La quantité d'utilisation d'urée dans la parcelle champ maïs est de 100 Kilogramme et semble élevé, prière de corriger. La parcelle champ maïs n'a pas été mésurée pour des raisons comme qu'elle est trop petite, GPS en panne et que le Ménage indisponible. Nous vous rappelons que ces raisons ne passent pas pour la non mesure des parcelles prière de les mésurer. </w:t>
+        <w:br/>
+        <w:t xml:space="preserve">- La quantité d'utilisation de NPK dans la parcelle champ arachide est de 100 Kilogramme et semble élevé, prière de corriger. La superficie de la parcelle champ arachide selon les mesures GPS est de 2 hectare et celle donnée par l'exploitant est de 2 qui sont identique, comment cela pourrait-il se faire prière de corriger. </w:t>
+        <w:br/>
+        <w:t>- La quantité d'utilisation de la Phosphate dans la parcelle champ mil est de 200 Kilogramme et semble élevé, prière de corriger. La superficie de la parcelle champ mil selon les mesures GPS est de 2 hectare et celle donnée par l'exploitant est de 2 qui sont identique, comment cela pourrait-il se faire prière de corriger.</w:t>
+      </w:r>
+    </w:p>
+    <w:p>
+      <w:r>
+        <w:rPr>
+          <w:b/>
+          <w:color w:val="4672C4"/>
+          <w:sz w:val="22"/>
+        </w:rPr>
+        <w:t>&gt;&gt; Section19 - Equipements agricoles</w:t>
+      </w:r>
+    </w:p>
+    <w:p>
+      <w:pPr>
+        <w:ind w:left="283"/>
+      </w:pPr>
+      <w:r>
+        <w:rPr>
+          <w:sz w:val="20"/>
+        </w:rPr>
+        <w:t>- Attention ! Machette a été revendu à 5000 Fcfa qui est relativement élevé par rapport aux autres prix de revente observés dans cette zone. Prière de corriger ou de confirmer avec le QG.</w:t>
+      </w:r>
+    </w:p>
+    <w:p>
+      <w:r>
+        <w:t>________________________________________________________________________________</w:t>
       </w:r>
     </w:p>
     <w:p>
@@ -818,7 +1975,7 @@
           </w:tcPr>
           <w:p>
             <w:r/>
-            <w:hyperlink r:id="rId9">
+            <w:hyperlink r:id="rId11">
               <w:r>
                 <w:rPr>
                   <w:color w:val="0563C1"/>
@@ -919,7 +2076,7 @@
         <w:rPr>
           <w:sz w:val="20"/>
         </w:rPr>
-        <w:t>- Avertissement!!! Le ménage a consommé 6 Cuillère Petit de Thé en sachet, cette quantité semble anormale pour une consommation des 7 derniers jours.Les ménages consomment géneralement en sachet ou en paquet, prière de corriger ou de confirmer avec le QG. Avertissement!! le prix unitaire (125 Fcfa) de Thé en sachet (unité: Paquet) de taille Petit est très faible ou élevé. Prière de corriger ou de confirmer avec le QG. Incohérence!! Dans ce ménage, chaque individus consomme par jour 28.28125 Kg  de cereale; Prière de revoir les quantités prises de ces produits. Incohérence!! Dans ce ménage, chaque individus consomme par jour 28.28125 Kg  de cereale; Prière de revoir les quantités prises de ces produits. Incohérence!! Dans ce ménage, chaque individus consomme par jour 28.28125 Kg  de cereale; Prière de revoir les quantités prises de ces produits. Incohérence!! Dans ce ménage, chaque individus consomme par jour 28.28125 Kg  de cereale; Prière de revoir les quantités prises de ces produits. Incohérence!! Dans ce ménage, chaque individus consomme par jour 28.28125 Kg  de cereale; Prière de revoir les quantités prises de ces produits.</w:t>
+        <w:t>- Attention ! Soupçons de quantité anormale! Le ménage de EL HADJI CAMARA avec une taille de 8 personnes a consommé 5 Kg en taille unique de Niébé/Haricots secs qui est relativement élevé comme consommation par rapport à la condition de vie des autres ménages de même taille dans cette zone. Prière de corriger ou de confirmer avec le QG. Avertissement!!! Le ménage a consommé 6 Cuillère Petit de Thé en sachet, cette quantité semble anormale pour une consommation des 7 derniers jours.Les ménages consomment géneralement en sachet ou en paquet, prière de corriger ou de confirmer avec le QG. Avertissement!! le prix unitaire (125 Fcfa) de Thé en sachet (unité: Paquet) de taille Petit est très faible ou élevé. Prière de corriger ou de confirmer avec le QG. Attention ! Le prix unitaire d'achat (125 Fcfa) de Thé en sachet en Paquet (Petit) est relativement élevé par rapport aux autres prix observés dans cette zone. Prière de corriger ou de confirmer avec le QG. Incohérence!! Dans ce ménage, chaque individus consomme par jour 47.86161 Kg  de cereale; Prière de revoir les quantités prises de ces produits. Incohérence!! Dans ce ménage, chaque individus consomme par jour 47.86161 Kg  de cereale; Prière de revoir les quantités prises de ces produits. Incohérence!! Dans ce ménage, chaque individus consomme par jour 47.86161 Kg  de cereale; Prière de revoir les quantités prises de ces produits. Incohérence!! Dans ce ménage, chaque individus consomme par jour 47.86161 Kg  de cereale; Prière de revoir les quantités prises de ces produits. Incohérence!! Dans ce ménage, chaque individus consomme par jour 47.86161 Kg  de cereale; Prière de revoir les quantités prises de ces produits.</w:t>
       </w:r>
     </w:p>
     <w:p>
@@ -1029,6 +2186,27 @@
           <w:sz w:val="20"/>
         </w:rPr>
         <w:t>- Avertissement! Le prix unitaire (3000 Fcfa) d'un Pintades est trop petit ou élevé. Veuillez confirmer ces informations avec le QG ou apporter les corrections nécessaires.</w:t>
+      </w:r>
+    </w:p>
+    <w:p>
+      <w:r>
+        <w:rPr>
+          <w:b/>
+          <w:color w:val="4672C4"/>
+          <w:sz w:val="22"/>
+        </w:rPr>
+        <w:t>&gt;&gt; Section19 - Equipements agricoles</w:t>
+      </w:r>
+    </w:p>
+    <w:p>
+      <w:pPr>
+        <w:ind w:left="283"/>
+      </w:pPr>
+      <w:r>
+        <w:rPr>
+          <w:sz w:val="20"/>
+        </w:rPr>
+        <w:t>- Attention ! Houe/daba/hilaire a été revendu à 3000 Fcfa qui est relativement élevé par rapport aux autres prix de revente observés dans cette zone. Prière de corriger ou de confirmer avec le QG.</w:t>
       </w:r>
     </w:p>
     <w:p>
@@ -1332,7 +2510,7 @@
           </w:tcPr>
           <w:p>
             <w:r/>
-            <w:hyperlink r:id="rId10">
+            <w:hyperlink r:id="rId12">
               <w:r>
                 <w:rPr>
                   <w:color w:val="0563C1"/>
@@ -1353,7 +2531,7 @@
           <w:color w:val="4672C4"/>
           <w:sz w:val="22"/>
         </w:rPr>
-        <w:t>&gt;&gt; Section1 - Caracteristiques des membres</w:t>
+        <w:t>&gt;&gt; Section0 - Identification et renseignements de controle</w:t>
       </w:r>
     </w:p>
     <w:p>
@@ -1364,7 +2542,7 @@
         <w:rPr>
           <w:sz w:val="20"/>
         </w:rPr>
-        <w:t>- Avertissement!!!  dieynaba camara  ne possède pas le téléphone android, a accès à l'internet , prière de confirmer cette information.</w:t>
+        <w:t>- Vous avez declaré que le questionnaire est complètement fini mais le questionnaire est en statut partiel, prière de mettre le questionnaire en statut complet s'il est fini.</w:t>
       </w:r>
     </w:p>
     <w:p>
@@ -1418,8 +2596,6 @@
         <w:rPr>
           <w:sz w:val="20"/>
         </w:rPr>
-        <w:t xml:space="preserve">- Attention ! Le nombre de jours que mouhamed camara a travaillés par mois semble être inférieur à 15. Veuillez, s'il vous plaît, confirmer cette information. </w:t>
-        <w:br/>
         <w:t>- Nombre de mois exercé par dieynaba camara dans l'emploi au cours des 12 derniers mois semble faible, veuillez corriger s'il vous plait ou comfirmer avec le QG.</w:t>
       </w:r>
     </w:p>
@@ -1468,7 +2644,7 @@
         <w:rPr>
           <w:sz w:val="20"/>
         </w:rPr>
-        <w:t>- Attention ! Le prix unitaire d'achat (50 Fcfa) de Lait en poudre en Sachets (Petit) est relativement faible par rapport aux autres prix observés dans cette zone. Prière de corriger ou de confirmer avec le QG. Avertissement!!! Le ménage a consommé 14 Paquet Petit de Thé en sachet, cette quantité semble anormale pour une consommation des 7 derniers jours.Prière de corriger ou de confirmer avec le QG. Avertissement!! le prix unitaire (125 Fcfa) de Thé en sachet (unité: Paquet) de taille Petit est très faible ou élevé. Prière de corriger ou de confirmer avec le QG. Incohérence!! Dans ce ménage, chaque individus consomme par jour 20.42286 Kg  de cereale; Prière de revoir les quantités prises de ces produits. Incohérence!! Dans ce ménage, chaque individus consomme par jour 20.42286 Kg  de cereale; Prière de revoir les quantités prises de ces produits. Incohérence!! Dans ce ménage, chaque individus consomme par jour 20.42286 Kg  de cereale; Prière de revoir les quantités prises de ces produits.</w:t>
+        <w:t>- Attention ! Le prix unitaire d'achat (50 Fcfa) de Lait en poudre en Sachets (Petit) est relativement faible par rapport aux autres prix observés dans cette zone. Prière de corriger ou de confirmer avec le QG. Attention ! Soupçons de quantité anormale! Le ménage de ABDOULAYE CAMARA avec une taille de 11 personnes a consommé 21 Pièce en Petit de Citron qui est relativement élevé comme consommation par rapport à la condition de vie des autres ménages de même taille dans cette zone. Prière de corriger ou de confirmer avec le QG. Avertissement!!! Le ménage a consommé 14 Paquet Petit de Thé en sachet, cette quantité semble anormale pour une consommation des 7 derniers jours.Prière de corriger ou de confirmer avec le QG. Avertissement!! le prix unitaire (125 Fcfa) de Thé en sachet (unité: Paquet) de taille Petit est très faible ou élevé. Prière de corriger ou de confirmer avec le QG. Attention ! Le prix unitaire d'achat (125 Fcfa) de Thé en sachet en Paquet (Petit) est relativement élevé par rapport aux autres prix observés dans cette zone. Prière de corriger ou de confirmer avec le QG. Incohérence!! Dans ce ménage, chaque individus consomme par jour 36.10286 Kg  de cereale; Prière de revoir les quantités prises de ces produits. Incohérence!! Dans ce ménage, chaque individus consomme par jour 36.10286 Kg  de cereale; Prière de revoir les quantités prises de ces produits. Incohérence!! Dans ce ménage, chaque individus consomme par jour 36.10286 Kg  de cereale; Prière de revoir les quantités prises de ces produits.</w:t>
       </w:r>
     </w:p>
     <w:p>
@@ -1906,7 +3082,7 @@
           </w:tcPr>
           <w:p>
             <w:r/>
-            <w:hyperlink r:id="rId11">
+            <w:hyperlink r:id="rId13">
               <w:r>
                 <w:rPr>
                   <w:color w:val="0563C1"/>
@@ -2063,7 +3239,7 @@
         <w:rPr>
           <w:sz w:val="20"/>
         </w:rPr>
-        <w:t>- Attention ! Le prix unitaire d'achat (25 Fcfa) de Ail en Sachets (Petit) est relativement faible par rapport aux autres prix observés dans cette zone. Prière de corriger ou de confirmer avec le QG. Avertissement!! La quantité (5.25 litre) du produit Huile de soja  consommée  par le ménage semble très élevé, prière de corriger ou confirmer avec le QG. Avertissement!!! Le ménage a consommé 7 Paquet Petit de Thé en sachet, cette quantité semble anormale pour une consommation des 7 derniers jours.Prière de corriger ou de confirmer avec le QG. Avertissement!! le prix unitaire (125 Fcfa) de Thé en sachet (unité: Paquet) de taille Petit est très faible ou élevé. Prière de corriger ou de confirmer avec le QG. Incohérence!! Dans ce ménage, chaque individus consomme par jour 16.23633 Kg  de cereale; Prière de revoir les quantités prises de ces produits. Incohérence!! Dans ce ménage, chaque individus consomme par jour 16.23633 Kg  de cereale; Prière de revoir les quantités prises de ces produits. Incohérence!! Dans ce ménage, chaque individus consomme par jour 16.23633 Kg  de cereale; Prière de revoir les quantités prises de ces produits.</w:t>
+        <w:t>- Attention ! Le prix unitaire d'achat (25 Fcfa) de Ail en Sachets (Petit) est relativement faible par rapport aux autres prix observés dans cette zone. Prière de corriger ou de confirmer avec le QG. Avertissement!! La quantité (5.25 litre) du produit Huile de soja  consommée  par le ménage semble très élevé, prière de corriger ou confirmer avec le QG. Avertissement!!! Le ménage a consommé 7 Paquet Petit de Thé en sachet, cette quantité semble anormale pour une consommation des 7 derniers jours.Prière de corriger ou de confirmer avec le QG. Avertissement!! le prix unitaire (125 Fcfa) de Thé en sachet (unité: Paquet) de taille Petit est très faible ou élevé. Prière de corriger ou de confirmer avec le QG. Attention ! Le prix unitaire d'achat (125 Fcfa) de Thé en sachet en Paquet (Petit) est relativement élevé par rapport aux autres prix observés dans cette zone. Prière de corriger ou de confirmer avec le QG. Incohérence!! Dans ce ménage, chaque individus consomme par jour 30.78092 Kg  de cereale; Prière de revoir les quantités prises de ces produits. Incohérence!! Dans ce ménage, chaque individus consomme par jour 30.78092 Kg  de cereale; Prière de revoir les quantités prises de ces produits. Incohérence!! Dans ce ménage, chaque individus consomme par jour 30.78092 Kg  de cereale; Prière de revoir les quantités prises de ces produits.</w:t>
       </w:r>
     </w:p>
     <w:p>
@@ -2198,6 +3374,588 @@
         <w:t xml:space="preserve">- La quantité estimée en Kg est incorrecte (Exemple : si le ménage a eu 10 sacs de 100kg = 10*100=1000kg), prière de corriger merci. </w:t>
         <w:br/>
         <w:t>- La quantité estimée en Kg est incorrecte (Exemple : si le ménage a eu 10 sacs de 100kg = 10*100=1000kg), prière de corriger merci.</w:t>
+      </w:r>
+    </w:p>
+    <w:p>
+      <w:r>
+        <w:t>________________________________________________________________________________</w:t>
+      </w:r>
+    </w:p>
+    <w:p>
+      <w:pPr>
+        <w:pStyle w:val="Heading2"/>
+      </w:pPr>
+      <w:r>
+        <w:t>Menage 7</w:t>
+      </w:r>
+    </w:p>
+    <w:tbl>
+      <w:tblPr>
+        <w:tblStyle w:val="TableGrid"/>
+        <w:tblW w:type="auto" w:w="0"/>
+        <w:tblLook w:firstColumn="1" w:firstRow="1" w:lastColumn="0" w:lastRow="0" w:noHBand="0" w:noVBand="1" w:val="04A0"/>
+      </w:tblPr>
+      <w:tblGrid>
+        <w:gridCol w:w="1662"/>
+        <w:gridCol w:w="1662"/>
+        <w:gridCol w:w="1662"/>
+        <w:gridCol w:w="1662"/>
+        <w:gridCol w:w="1662"/>
+        <w:gridCol w:w="1662"/>
+      </w:tblGrid>
+      <w:tr>
+        <w:tc>
+          <w:tcPr>
+            <w:tcW w:type="dxa" w:w="1662"/>
+            <w:shd w:fill="5B9BD5"/>
+          </w:tcPr>
+          <w:p>
+            <w:r>
+              <w:rPr>
+                <w:b/>
+                <w:color w:val="FFFFFF"/>
+                <w:sz w:val="16"/>
+              </w:rPr>
+              <w:t>Interview Key</w:t>
+            </w:r>
+          </w:p>
+        </w:tc>
+        <w:tc>
+          <w:tcPr>
+            <w:tcW w:type="dxa" w:w="1662"/>
+            <w:shd w:fill="5B9BD5"/>
+          </w:tcPr>
+          <w:p>
+            <w:r>
+              <w:rPr>
+                <w:b/>
+                <w:color w:val="FFFFFF"/>
+                <w:sz w:val="16"/>
+              </w:rPr>
+              <w:t>Interview ID</w:t>
+            </w:r>
+          </w:p>
+        </w:tc>
+        <w:tc>
+          <w:tcPr>
+            <w:tcW w:type="dxa" w:w="1662"/>
+            <w:shd w:fill="5B9BD5"/>
+          </w:tcPr>
+          <w:p>
+            <w:r>
+              <w:rPr>
+                <w:b/>
+                <w:color w:val="FFFFFF"/>
+                <w:sz w:val="16"/>
+              </w:rPr>
+              <w:t>ID Agent</w:t>
+            </w:r>
+          </w:p>
+        </w:tc>
+        <w:tc>
+          <w:tcPr>
+            <w:tcW w:type="dxa" w:w="1662"/>
+            <w:shd w:fill="5B9BD5"/>
+          </w:tcPr>
+          <w:p>
+            <w:r>
+              <w:rPr>
+                <w:b/>
+                <w:color w:val="FFFFFF"/>
+                <w:sz w:val="16"/>
+              </w:rPr>
+              <w:t>ID Equipe</w:t>
+            </w:r>
+          </w:p>
+        </w:tc>
+        <w:tc>
+          <w:tcPr>
+            <w:tcW w:type="dxa" w:w="1662"/>
+            <w:shd w:fill="5B9BD5"/>
+          </w:tcPr>
+          <w:p>
+            <w:r>
+              <w:rPr>
+                <w:b/>
+                <w:color w:val="FFFFFF"/>
+                <w:sz w:val="16"/>
+              </w:rPr>
+              <w:t>Agent</w:t>
+            </w:r>
+          </w:p>
+        </w:tc>
+        <w:tc>
+          <w:tcPr>
+            <w:tcW w:type="dxa" w:w="1662"/>
+            <w:shd w:fill="5B9BD5"/>
+          </w:tcPr>
+          <w:p>
+            <w:r>
+              <w:rPr>
+                <w:b/>
+                <w:color w:val="FFFFFF"/>
+                <w:sz w:val="16"/>
+              </w:rPr>
+              <w:t>Chef d'equipe</w:t>
+            </w:r>
+          </w:p>
+        </w:tc>
+      </w:tr>
+      <w:tr>
+        <w:tc>
+          <w:tcPr>
+            <w:tcW w:type="dxa" w:w="1662"/>
+          </w:tcPr>
+          <w:p>
+            <w:r>
+              <w:rPr>
+                <w:sz w:val="14"/>
+              </w:rPr>
+              <w:t>92-45-54-93</w:t>
+            </w:r>
+          </w:p>
+        </w:tc>
+        <w:tc>
+          <w:tcPr>
+            <w:tcW w:type="dxa" w:w="1662"/>
+          </w:tcPr>
+          <w:p>
+            <w:r>
+              <w:rPr>
+                <w:sz w:val="14"/>
+              </w:rPr>
+              <w:t>b2c2afad033b43a8b96709c1c757d274</w:t>
+            </w:r>
+          </w:p>
+        </w:tc>
+        <w:tc>
+          <w:tcPr>
+            <w:tcW w:type="dxa" w:w="1662"/>
+          </w:tcPr>
+          <w:p>
+            <w:r>
+              <w:rPr>
+                <w:sz w:val="14"/>
+              </w:rPr>
+              <w:t>EQ28_enq3</w:t>
+            </w:r>
+          </w:p>
+        </w:tc>
+        <w:tc>
+          <w:tcPr>
+            <w:tcW w:type="dxa" w:w="1662"/>
+          </w:tcPr>
+          <w:p>
+            <w:r>
+              <w:rPr>
+                <w:sz w:val="14"/>
+              </w:rPr>
+              <w:t>Equipe28</w:t>
+            </w:r>
+          </w:p>
+        </w:tc>
+        <w:tc>
+          <w:tcPr>
+            <w:tcW w:type="dxa" w:w="1662"/>
+          </w:tcPr>
+          <w:p>
+            <w:r>
+              <w:rPr>
+                <w:sz w:val="14"/>
+              </w:rPr>
+              <w:t>Moussa NDIAYE</w:t>
+            </w:r>
+          </w:p>
+        </w:tc>
+        <w:tc>
+          <w:tcPr>
+            <w:tcW w:type="dxa" w:w="1662"/>
+          </w:tcPr>
+          <w:p>
+            <w:r>
+              <w:rPr>
+                <w:sz w:val="14"/>
+              </w:rPr>
+              <w:t>Abdou Khadre DIOUF</w:t>
+            </w:r>
+          </w:p>
+        </w:tc>
+      </w:tr>
+    </w:tbl>
+    <w:p/>
+    <w:tbl>
+      <w:tblPr>
+        <w:tblStyle w:val="TableGrid"/>
+        <w:tblW w:type="auto" w:w="0"/>
+        <w:tblLook w:firstColumn="1" w:firstRow="1" w:lastColumn="0" w:lastRow="0" w:noHBand="0" w:noVBand="1" w:val="04A0"/>
+      </w:tblPr>
+      <w:tblGrid>
+        <w:gridCol w:w="3324"/>
+        <w:gridCol w:w="3324"/>
+        <w:gridCol w:w="3324"/>
+      </w:tblGrid>
+      <w:tr>
+        <w:tc>
+          <w:tcPr>
+            <w:tcW w:type="dxa" w:w="3324"/>
+            <w:shd w:fill="70AD47"/>
+          </w:tcPr>
+          <w:p>
+            <w:r>
+              <w:rPr>
+                <w:b/>
+                <w:color w:val="FFFFFF"/>
+                <w:sz w:val="18"/>
+              </w:rPr>
+              <w:t>Chef de Menage</w:t>
+            </w:r>
+          </w:p>
+        </w:tc>
+        <w:tc>
+          <w:tcPr>
+            <w:tcW w:type="dxa" w:w="3324"/>
+            <w:shd w:fill="70AD47"/>
+          </w:tcPr>
+          <w:p>
+            <w:r>
+              <w:rPr>
+                <w:b/>
+                <w:color w:val="FFFFFF"/>
+                <w:sz w:val="18"/>
+              </w:rPr>
+              <w:t>Quartier/Village (s00q05)</w:t>
+            </w:r>
+          </w:p>
+        </w:tc>
+        <w:tc>
+          <w:tcPr>
+            <w:tcW w:type="dxa" w:w="3324"/>
+            <w:shd w:fill="70AD47"/>
+          </w:tcPr>
+          <w:p>
+            <w:r>
+              <w:rPr>
+                <w:b/>
+                <w:color w:val="FFFFFF"/>
+                <w:sz w:val="18"/>
+              </w:rPr>
+              <w:t>Localisation GPS</w:t>
+            </w:r>
+          </w:p>
+        </w:tc>
+      </w:tr>
+      <w:tr>
+        <w:tc>
+          <w:tcPr>
+            <w:tcW w:type="dxa" w:w="3324"/>
+          </w:tcPr>
+          <w:p>
+            <w:r>
+              <w:rPr>
+                <w:sz w:val="18"/>
+              </w:rPr>
+              <w:t>FILY DIALLO</w:t>
+            </w:r>
+          </w:p>
+        </w:tc>
+        <w:tc>
+          <w:tcPr>
+            <w:tcW w:type="dxa" w:w="3324"/>
+          </w:tcPr>
+          <w:p>
+            <w:r>
+              <w:rPr>
+                <w:sz w:val="18"/>
+              </w:rPr>
+              <w:t>N/A</w:t>
+            </w:r>
+          </w:p>
+        </w:tc>
+        <w:tc>
+          <w:tcPr>
+            <w:tcW w:type="dxa" w:w="3324"/>
+          </w:tcPr>
+          <w:p>
+            <w:r/>
+            <w:hyperlink r:id="rId14">
+              <w:r>
+                <w:rPr>
+                  <w:color w:val="0563C1"/>
+                  <w:u w:val="single"/>
+                </w:rPr>
+                <w:t>a droite</w:t>
+              </w:r>
+            </w:hyperlink>
+          </w:p>
+        </w:tc>
+      </w:tr>
+    </w:tbl>
+    <w:p/>
+    <w:p>
+      <w:r>
+        <w:rPr>
+          <w:b/>
+          <w:color w:val="4672C4"/>
+          <w:sz w:val="22"/>
+        </w:rPr>
+        <w:t>&gt;&gt; Section0 - Identification et renseignements de controle</w:t>
+      </w:r>
+    </w:p>
+    <w:p>
+      <w:pPr>
+        <w:ind w:left="283"/>
+      </w:pPr>
+      <w:r>
+        <w:rPr>
+          <w:sz w:val="20"/>
+        </w:rPr>
+        <w:t>- L'adresse ou localisation du ménage doit être renseignée et ne doit pas contenir des numéros de téléphone. Prière de renseigner la bonne adresse. Il est obligatoire de prendre les coordonnées Gps avant d'administrer le questionnaire. Prière de prendre les coordonnées GPS.</w:t>
+      </w:r>
+    </w:p>
+    <w:p>
+      <w:r>
+        <w:rPr>
+          <w:b/>
+          <w:color w:val="4672C4"/>
+          <w:sz w:val="22"/>
+        </w:rPr>
+        <w:t>&gt;&gt; Section1 - Caracteristiques des membres</w:t>
+      </w:r>
+    </w:p>
+    <w:p>
+      <w:pPr>
+        <w:ind w:left="283"/>
+      </w:pPr>
+      <w:r>
+        <w:rPr>
+          <w:sz w:val="20"/>
+        </w:rPr>
+        <w:t xml:space="preserve">- Avertissement!!!  hawa diallo  possède un téléphone android mais dit n'avoir pas accès à l'internet, prière de confirmer cette information avec le QG ou la corriger. </w:t>
+        <w:br/>
+        <w:t>- Incoherence! La mère de ibrahima diallo est trop jeune ou vielle pour avoir ibrahima diallo selon l'écart (50) d'âge entre lui et sa mère, prière de revoir l'âge de ibrahima diallo ou de sa mère. Dans le cas contraire rassurez vous que c'est bien son fils/fille biologique.</w:t>
+      </w:r>
+    </w:p>
+    <w:p>
+      <w:r>
+        <w:rPr>
+          <w:b/>
+          <w:color w:val="4672C4"/>
+          <w:sz w:val="22"/>
+        </w:rPr>
+        <w:t>&gt;&gt; Section2 - Education</w:t>
+      </w:r>
+    </w:p>
+    <w:p>
+      <w:pPr>
+        <w:ind w:left="283"/>
+      </w:pPr>
+      <w:r>
+        <w:rPr>
+          <w:sz w:val="20"/>
+        </w:rPr>
+        <w:t xml:space="preserve">- Incohérence ! le montant payé de khady sy pour les frais de scolarité est très faible. veuillez, s'il vous plait, confirmer ces informations avec le QG ou apporter les corrections nécessaires.  Incohérence ! seulement les écoles gouvermentales paient les cotisations (Gouvernement, communauté, ONG ou organisation humanitaire). veuillez, s'il vous plait, confirmer cette information de khady sy avec le QG ou apporter les corrections nécessaires. Dans les milieux ruraux les frais d'uniformes de khady sy sont peut-être obligatoire et sont payés aussi dans les écoles privés, prière de verifier pour corriger ou confirmer avec le QG. </w:t>
+        <w:br/>
+        <w:t xml:space="preserve">- Peu probable! adama diallo  n'arrive pas  à comprendre un petit texte lu dans une langue locale (s02q03). Veuillez corriger ou donner des explications au QG. </w:t>
+        <w:br/>
+        <w:t xml:space="preserve">- Peu probable! assane diallo  n'arrive pas  à comprendre un petit texte lu dans une langue locale (s02q03). Veuillez corriger ou donner des explications au QG. Peu probable! assane diallo  ne sait ni lire, ni écrire, ni comprendre dans aucune des langues  (s02q01,s02q02,s02q03). Veuillez corriger ou donner des explications au QG. </w:t>
+        <w:br/>
+        <w:t xml:space="preserve">- Peu probable! assy diallo  n'arrive pas  à comprendre un petit texte lu dans une langue locale (s02q03). Veuillez corriger ou donner des explications au QG. Peu probable! assy diallo  ne sait ni lire, ni écrire, ni comprendre dans aucune des langues  (s02q01,s02q02,s02q03). Veuillez corriger ou donner des explications au QG. </w:t>
+        <w:br/>
+        <w:t xml:space="preserve">- Peu probable! fily diallo  n'arrive pas  à comprendre un petit texte lu dans une langue locale (s02q03). Veuillez corriger ou donner des explications au QG. Peu probable! fily diallo  ne sait ni lire, ni écrire, ni comprendre dans aucune des langues  (s02q01,s02q02,s02q03). Veuillez corriger ou donner des explications au QG. </w:t>
+        <w:br/>
+        <w:t xml:space="preserve">- Peu probable! hawa diallo  n'arrive pas  à comprendre un petit texte lu dans une langue locale (s02q03). Veuillez corriger ou donner des explications au QG. Peu probable! hawa diallo  ne sait ni lire, ni écrire, ni comprendre dans aucune des langues  (s02q01,s02q02,s02q03). Veuillez corriger ou donner des explications au QG. </w:t>
+        <w:br/>
+        <w:t xml:space="preserve">- Peu probable! hawa diallo mou ndaw  n'arrive pas  à comprendre un petit texte lu dans une langue locale (s02q03). Veuillez corriger ou donner des explications au QG. </w:t>
+        <w:br/>
+        <w:t xml:space="preserve">- Peu probable! ibrahima diallo  n'arrive pas  à comprendre un petit texte lu dans une langue locale (s02q03). Veuillez corriger ou donner des explications au QG. </w:t>
+        <w:br/>
+        <w:t xml:space="preserve">- Peu probable! idiatou diallo  n'arrive pas  à comprendre un petit texte lu dans une langue locale (s02q03). Veuillez corriger ou donner des explications au QG. </w:t>
+        <w:br/>
+        <w:t xml:space="preserve">- Peu probable! mamadou diallo  n'arrive pas  à comprendre un petit texte lu dans une langue locale (s02q03). Veuillez corriger ou donner des explications au QG. Peu probable! mamadou diallo  ne sait ni lire, ni écrire, ni comprendre dans aucune des langues  (s02q01,s02q02,s02q03). Veuillez corriger ou donner des explications au QG. </w:t>
+        <w:br/>
+        <w:t xml:space="preserve">- Peu probable! mariama siré diallo  n'arrive pas  à comprendre un petit texte lu dans une langue locale (s02q03). Veuillez corriger ou donner des explications au QG. Peu probable! mariama siré diallo  ne sait ni lire, ni écrire, ni comprendre dans aucune des langues  (s02q01,s02q02,s02q03). Veuillez corriger ou donner des explications au QG. </w:t>
+        <w:br/>
+        <w:t xml:space="preserve">- Peu probable! ndeye diallo  n'arrive pas  à comprendre un petit texte lu dans une langue locale (s02q03). Veuillez corriger ou donner des explications au QG. </w:t>
+        <w:br/>
+        <w:t xml:space="preserve">- Peu probable! ousseynou diallo  n'arrive pas  à comprendre un petit texte lu dans une langue locale (s02q03). Veuillez corriger ou donner des explications au QG. Peu probable! ousseynou diallo  ne sait ni lire, ni écrire, ni comprendre dans aucune des langues  (s02q01,s02q02,s02q03). Veuillez corriger ou donner des explications au QG. </w:t>
+        <w:br/>
+        <w:t xml:space="preserve">- Peu probable! sadio diallo  n'arrive pas  à comprendre un petit texte lu dans une langue locale (s02q03). Veuillez corriger ou donner des explications au QG. </w:t>
+        <w:br/>
+        <w:t>- Peu probable! thierno diallo  n'arrive pas  à comprendre un petit texte lu dans une langue locale (s02q03). Veuillez corriger ou donner des explications au QG. Peu probable! thierno diallo  ne sait ni lire, ni écrire, ni comprendre dans aucune des langues  (s02q01,s02q02,s02q03). Veuillez corriger ou donner des explications au QG.</w:t>
+      </w:r>
+    </w:p>
+    <w:p>
+      <w:r>
+        <w:rPr>
+          <w:b/>
+          <w:color w:val="4672C4"/>
+          <w:sz w:val="22"/>
+        </w:rPr>
+        <w:t>&gt;&gt; Section3 - Sante</w:t>
+      </w:r>
+    </w:p>
+    <w:p>
+      <w:pPr>
+        <w:ind w:left="283"/>
+      </w:pPr>
+      <w:r>
+        <w:rPr>
+          <w:sz w:val="20"/>
+        </w:rPr>
+        <w:t>- Le dernier problème de santé pour lequel thierno diallo a été hospitalisé au cours des 12 derniers mois est ne peut pas marché et semble exister dans les modalités, prière de prendre attache avec le QG pour plus d'explication afin de la classer bien.</w:t>
+      </w:r>
+    </w:p>
+    <w:p>
+      <w:r>
+        <w:rPr>
+          <w:b/>
+          <w:color w:val="4672C4"/>
+          <w:sz w:val="22"/>
+        </w:rPr>
+        <w:t>&gt;&gt; Section4b - Emploi - Activite principale</w:t>
+      </w:r>
+    </w:p>
+    <w:p>
+      <w:pPr>
+        <w:ind w:left="283"/>
+      </w:pPr>
+      <w:r>
+        <w:rPr>
+          <w:sz w:val="20"/>
+        </w:rPr>
+        <w:t>- ||  ||</w:t>
+      </w:r>
+    </w:p>
+    <w:p>
+      <w:r>
+        <w:rPr>
+          <w:b/>
+          <w:color w:val="4672C4"/>
+          <w:sz w:val="22"/>
+        </w:rPr>
+        <w:t>&gt;&gt; Section7b - Consommation alimentaire - 7 jours</w:t>
+      </w:r>
+    </w:p>
+    <w:p>
+      <w:pPr>
+        <w:ind w:left="283"/>
+      </w:pPr>
+      <w:r>
+        <w:rPr>
+          <w:sz w:val="20"/>
+        </w:rPr>
+        <w:t>- Attention ! Le prix unitaire d'achat (300 Fcfa) de Capitaine frais en Tas (Moyen) est relativement faible par rapport aux autres prix observés dans cette zone. Prière de corriger ou de confirmer avec le QG. Avertissement!!! Le ménage a consommé 42 Cube Moyen de Cube alimentaire (Maggi, Jumbo, ), cette quantité semble anormale pour une consommation des 7 derniers jours.Prière de corriger ou de confirmer avec le QG. Avertissement!!! Le ménage a consommé 7 Paquet Moyen de Thé en sachet, cette quantité semble anormale pour une consommation des 7 derniers jours.Prière de corriger ou de confirmer avec le QG. Avertissement!! le prix unitaire (100 Fcfa) de Thé en sachet (unité: Paquet) de taille Moyen est très faible ou élevé. Prière de corriger ou de confirmer avec le QG. Incohérence!! Dans ce ménage, chaque individus consomme par jour 23.15177 Kg  de cereale; Prière de revoir les quantités prises de ces produits. Incohérence!! Dans ce ménage, chaque individus consomme par jour 23.15177 Kg  de cereale; Prière de revoir les quantités prises de ces produits.</w:t>
+      </w:r>
+    </w:p>
+    <w:p>
+      <w:r>
+        <w:rPr>
+          <w:b/>
+          <w:color w:val="4672C4"/>
+          <w:sz w:val="22"/>
+        </w:rPr>
+        <w:t>&gt;&gt; Section9c - Depenses non-alimentaires - 30 jours</w:t>
+      </w:r>
+    </w:p>
+    <w:p>
+      <w:pPr>
+        <w:ind w:left="283"/>
+      </w:pPr>
+      <w:r>
+        <w:rPr>
+          <w:sz w:val="20"/>
+        </w:rPr>
+        <w:t>- La dernière fois que vous avez acheté Bois de chauffe ramassé/coupé (estimer la valeur) est cueillette et semble exister dans les modalités, prière de prendre attache avec le QG pour plus d'explication afin de la classer bien.</w:t>
+      </w:r>
+    </w:p>
+    <w:p>
+      <w:r>
+        <w:rPr>
+          <w:b/>
+          <w:color w:val="4672C4"/>
+          <w:sz w:val="22"/>
+        </w:rPr>
+        <w:t>&gt;&gt; Section10b - caracteristiques entreprise non agricole</w:t>
+      </w:r>
+    </w:p>
+    <w:p>
+      <w:pPr>
+        <w:ind w:left="283"/>
+      </w:pPr>
+      <w:r>
+        <w:rPr>
+          <w:sz w:val="20"/>
+        </w:rPr>
+        <w:t>- L'entreprise vente de petit dejeuner dit avoir réçu une somme sur la vente de ces produits transformés (s10q48 est differnt de 0) mais n'a depensé aucune somme sur l'achat des matières premières (s10q49==0), prière de fournir de l'effort pour estimer le montant obtenu en achat de matières premières. Cette entreprise vente de petit dejeuner dit avoir obtenu une valeur sur les marchandises vendu en etat et les marchandises vendu après transformation. L'entreprise vente de petit dejeuner est généralement une entreprise commerciale ou de service dont elle ne depense pas en achat de matières premières.Elle ne transforme pas de produit donc ne peut pas obtenir un montant sur la vente des produits transformés (10.48 ou 10.49). Prière de mettre 0 pour ces questions si elles ne font pas de transformation.</w:t>
+      </w:r>
+    </w:p>
+    <w:p>
+      <w:r>
+        <w:rPr>
+          <w:b/>
+          <w:color w:val="4672C4"/>
+          <w:sz w:val="22"/>
+        </w:rPr>
+        <w:t>&gt;&gt; Section11 - Caracteristiques logement</w:t>
+      </w:r>
+    </w:p>
+    <w:p>
+      <w:pPr>
+        <w:ind w:left="283"/>
+      </w:pPr>
+      <w:r>
+        <w:rPr>
+          <w:sz w:val="20"/>
+        </w:rPr>
+        <w:t>- le montant supporté par le ménage pour cette source d’énergie au cours des 30 derniers jours semble élevé, prière de confirmer ou corriger.  La personne non-membre du ménage qui figure sur le titre de propriété est frere et semble exister dans les modalités, prière de prendre attache avec le QG pour plus d'explication afin de la classer bien.  En cas de coupure de courant du réseau, la source d’énergie que le ménage utilise est portable et semble exister dans les modalités, prière de prendre attache avec le QG pour plus d'explication afin de la classer bien.</w:t>
+      </w:r>
+    </w:p>
+    <w:p>
+      <w:r>
+        <w:rPr>
+          <w:b/>
+          <w:color w:val="4672C4"/>
+          <w:sz w:val="22"/>
+        </w:rPr>
+        <w:t>&gt;&gt; Section16a - Champs et parcelles</w:t>
+      </w:r>
+    </w:p>
+    <w:p>
+      <w:pPr>
+        <w:ind w:left="283"/>
+      </w:pPr>
+      <w:r>
+        <w:rPr>
+          <w:sz w:val="20"/>
+        </w:rPr>
+        <w:t xml:space="preserve">- La superficie de la parcelle parcel maïs est de .a , elle doit être renseignée et ne doit pas contenir des chiffres de 9999 ou 0. Prière de corriger. Incoherence! Le nombre de cultures dans la parcelle parcel maïs est de .a cultures qui semble trop élévé ou non renseigné, prière de corriger. Incoherence! Le nombre de minutes (.a minutes) pour se rendre dans la parcelle parcel maïs est trop élevé, prière de corriger. </w:t>
+        <w:br/>
+        <w:t>- La superficie de la parcelle parcel mil est de .a , elle doit être renseignée et ne doit pas contenir des chiffres de 9999 ou 0. Prière de corriger. Incoherence! Le nombre de cultures dans la parcelle parcel mil est de .a cultures qui semble trop élévé ou non renseigné, prière de corriger. Incoherence! Le nombre de minutes (.a minutes) pour se rendre dans la parcelle parcel mil est trop élevé, prière de corriger.</w:t>
+      </w:r>
+    </w:p>
+    <w:p>
+      <w:r>
+        <w:rPr>
+          <w:b/>
+          <w:color w:val="4672C4"/>
+          <w:sz w:val="22"/>
+        </w:rPr>
+        <w:t>&gt;&gt; Section19 - Equipements agricoles</w:t>
+      </w:r>
+    </w:p>
+    <w:p>
+      <w:pPr>
+        <w:ind w:left="283"/>
+      </w:pPr>
+      <w:r>
+        <w:rPr>
+          <w:sz w:val="20"/>
+        </w:rPr>
+        <w:t xml:space="preserve">- Attention ! Houe/daba/hilaire a été revendu à 2500 Fcfa qui est relativement élevé par rapport aux autres prix de revente observés dans cette zone. Prière de corriger ou de confirmer avec le QG. </w:t>
+        <w:br/>
+        <w:t xml:space="preserve">- Attention ! Machette a été revendu à 5000 Fcfa qui est relativement élevé par rapport aux autres prix de revente observés dans cette zone. Prière de corriger ou de confirmer avec le QG. </w:t>
+        <w:br/>
+        <w:t>- Avertissement!! Le prix d'achat (100000 FCFA) de Charrettes est inférieur aux prix de revente (125000 FCFA), prière de verifier et corriger ou confirmer l'information avec le QG.</w:t>
       </w:r>
     </w:p>
     <w:p>
@@ -2501,7 +4259,7 @@
           </w:tcPr>
           <w:p>
             <w:r/>
-            <w:hyperlink r:id="rId12">
+            <w:hyperlink r:id="rId15">
               <w:r>
                 <w:rPr>
                   <w:color w:val="0563C1"/>
@@ -2583,7 +4341,7 @@
         <w:rPr>
           <w:sz w:val="20"/>
         </w:rPr>
-        <w:t>- Attention ! Le prix unitaire d'achat (50 Fcfa) de Ail en Gousse (Moyen) est relativement faible par rapport aux autres prix observés dans cette zone. Prière de corriger ou de confirmer avec le QG. Avertissement!!! Le ménage a consommé 7 Paquet Petit de Thé en sachet, cette quantité semble anormale pour une consommation des 7 derniers jours.Prière de corriger ou de confirmer avec le QG. Avertissement!! le prix unitaire (150 Fcfa) de Thé en sachet (unité: Paquet) de taille Petit est très faible ou élevé. Prière de corriger ou de confirmer avec le QG. Avertissement!!! Le ménage a consommé 9 Sachets Moyen de Mâchoiron séchée (Kon), cette quantité semble anormale pour une consommation des 7 derniers jours.Prière de corriger ou de confirmer avec le QG. Incohérence!! Dans ce ménage, chaque individus consomme par jour 29.4146 Kg  de cereale; Prière de revoir les quantités prises de ces produits. Incohérence!! Dans ce ménage, chaque individus consomme par jour 29.4146 Kg  de cereale; Prière de revoir les quantités prises de ces produits. Incohérence!! Dans ce ménage, chaque individus consomme par jour 29.4146 Kg  de cereale; Prière de revoir les quantités prises de ces produits. Incohérence!! Dans ce ménage, chaque individus consomme par jour 29.4146 Kg  de cereale; Prière de revoir les quantités prises de ces produits.</w:t>
+        <w:t>- Attention ! Le prix unitaire d'achat (50 Fcfa) de Ail en Gousse (Moyen) est relativement faible par rapport aux autres prix observés dans cette zone. Prière de corriger ou de confirmer avec le QG. Avertissement!!! Le ménage a consommé 7 Paquet Petit de Thé en sachet, cette quantité semble anormale pour une consommation des 7 derniers jours.Prière de corriger ou de confirmer avec le QG. Avertissement!! le prix unitaire (150 Fcfa) de Thé en sachet (unité: Paquet) de taille Petit est très faible ou élevé. Prière de corriger ou de confirmer avec le QG. Attention ! Le prix unitaire d'achat (150 Fcfa) de Thé en sachet en Paquet (Petit) est relativement élevé par rapport aux autres prix observés dans cette zone. Prière de corriger ou de confirmer avec le QG. Avertissement!!! Le ménage a consommé 9 Sachets Moyen de Mâchoiron séchée (Kon), cette quantité semble anormale pour une consommation des 7 derniers jours.Prière de corriger ou de confirmer avec le QG. Incohérence!! Dans ce ménage, chaque individus consomme par jour 50.88683 Kg  de cereale; Prière de revoir les quantités prises de ces produits. Incohérence!! Dans ce ménage, chaque individus consomme par jour 50.88683 Kg  de cereale; Prière de revoir les quantités prises de ces produits. Incohérence!! Dans ce ménage, chaque individus consomme par jour 50.88683 Kg  de cereale; Prière de revoir les quantités prises de ces produits. Incohérence!! Dans ce ménage, chaque individus consomme par jour 50.88683 Kg  de cereale; Prière de revoir les quantités prises de ces produits. Attention ! Soupçons de quantité anormale! Le ménage de OUSEYNOU CAMARA avec une taille de 9 personnes a consommé 21 Kg en taille unique de Riz importé parfumé qui est relativement élevé comme consommation par rapport à la condition de vie des autres ménages de même taille dans cette zone. Prière de corriger ou de confirmer avec le QG.</w:t>
       </w:r>
     </w:p>
     <w:p>
@@ -3015,7 +4773,7 @@
           </w:tcPr>
           <w:p>
             <w:r/>
-            <w:hyperlink r:id="rId13">
+            <w:hyperlink r:id="rId16">
               <w:r>
                 <w:rPr>
                   <w:color w:val="0563C1"/>
@@ -3172,7 +4930,7 @@
         <w:rPr>
           <w:sz w:val="20"/>
         </w:rPr>
-        <w:t>- Attention ! Le prix unitaire d'achat (25 Fcfa) de Vinaigre de vin en Sachets (Petit) est relativement faible par rapport aux autres prix observés dans cette zone. Prière de corriger ou de confirmer avec le QG. Attention ! Le prix unitaire d'achat (33.33333 Fcfa) de Choux en Morceau (Portion) (Petit) est relativement faible par rapport aux autres prix observés dans cette zone. Prière de corriger ou de confirmer avec le QG. Attention ! Le prix unitaire d'achat (50 Fcfa) de Tomate séchée en Sachets (Petit) est relativement faible par rapport aux autres prix observés dans cette zone. Prière de corriger ou de confirmer avec le QG. Avertissement!!! Le ménage a consommé 22 Verre ( à thé) taille unique de Sucre en poudre , cette quantité semble anormale pour une consommation des 7 derniers jours.Prière de corriger ou de confirmer avec le QG. Avertissement!!! Le ménage a consommé 7 Paquet Petit de Thé en sachet, cette quantité semble anormale pour une consommation des 7 derniers jours.Prière de corriger ou de confirmer avec le QG. Avertissement!! le prix unitaire (125 Fcfa) de Thé en sachet (unité: Paquet) de taille Petit est très faible ou élevé. Prière de corriger ou de confirmer avec le QG. Incohérence!! Dans ce ménage, chaque individus consomme par jour 27.95357 Kg  de cereale; Prière de revoir les quantités prises de ces produits. Incohérence!! Dans ce ménage, chaque individus consomme par jour 27.95357 Kg  de cereale; Prière de revoir les quantités prises de ces produits. Incohérence!! Dans ce ménage, chaque individus consomme par jour 27.95357 Kg  de cereale; Prière de revoir les quantités prises de ces produits. Incohérence!! Dans ce ménage, chaque individus consomme par jour 27.95357 Kg  de cereale; Prière de revoir les quantités prises de ces produits.</w:t>
+        <w:t>- Attention ! Le prix unitaire d'achat (25 Fcfa) de Vinaigre de vin en Sachets (Petit) est relativement faible par rapport aux autres prix observés dans cette zone. Prière de corriger ou de confirmer avec le QG. Attention ! Le prix unitaire d'achat (33.33333 Fcfa) de Choux en Morceau (Portion) (Petit) est relativement faible par rapport aux autres prix observés dans cette zone. Prière de corriger ou de confirmer avec le QG. Attention ! Le prix unitaire d'achat (50 Fcfa) de Tomate séchée en Sachets (Petit) est relativement faible par rapport aux autres prix observés dans cette zone. Prière de corriger ou de confirmer avec le QG. Avertissement!!! Le ménage a consommé 22 Verre ( à thé) taille unique de Sucre en poudre , cette quantité semble anormale pour une consommation des 7 derniers jours.Prière de corriger ou de confirmer avec le QG. Avertissement!!! Le ménage a consommé 7 Paquet Petit de Thé en sachet, cette quantité semble anormale pour une consommation des 7 derniers jours.Prière de corriger ou de confirmer avec le QG. Avertissement!! le prix unitaire (125 Fcfa) de Thé en sachet (unité: Paquet) de taille Petit est très faible ou élevé. Prière de corriger ou de confirmer avec le QG. Attention ! Le prix unitaire d'achat (125 Fcfa) de Thé en sachet en Paquet (Petit) est relativement élevé par rapport aux autres prix observés dans cette zone. Prière de corriger ou de confirmer avec le QG. Incohérence!! Dans ce ménage, chaque individus consomme par jour 45.125 Kg  de cereale; Prière de revoir les quantités prises de ces produits. Incohérence!! Dans ce ménage, chaque individus consomme par jour 45.125 Kg  de cereale; Prière de revoir les quantités prises de ces produits. Incohérence!! Dans ce ménage, chaque individus consomme par jour 45.125 Kg  de cereale; Prière de revoir les quantités prises de ces produits. Incohérence!! Dans ce ménage, chaque individus consomme par jour 45.125 Kg  de cereale; Prière de revoir les quantités prises de ces produits.</w:t>
       </w:r>
     </w:p>
     <w:p>
@@ -3235,6 +4993,8 @@
         <w:rPr>
           <w:sz w:val="20"/>
         </w:rPr>
+        <w:t xml:space="preserve">- Attention ! Antenne parabolique / décodeur a été achété à 20000 Fcfa est relativement élevé par rapport aux autres prix d'achat observés dans cette zone. Prière de corriger ou de confirmer avec le QG. </w:t>
+        <w:br/>
         <w:t>- Attention ! Bonbonne de gaz a été achété à 20000 Fcfa est relativement élevé par rapport aux autres prix d'achat observés dans cette zone. Prière de corriger ou de confirmer avec le QG.</w:t>
       </w:r>
     </w:p>
@@ -3606,7 +5366,7 @@
           </w:tcPr>
           <w:p>
             <w:r/>
-            <w:hyperlink r:id="rId14">
+            <w:hyperlink r:id="rId17">
               <w:r>
                 <w:rPr>
                   <w:color w:val="0563C1"/>
@@ -3661,7 +5421,7 @@
         <w:rPr>
           <w:sz w:val="20"/>
         </w:rPr>
-        <w:t>- Attention ! Soupçons de quantité anormale! Le ménage de OUSMANE CAMARA avec une taille de 8 personnes a consommé 14 Sachets en Petit de Piment séché qui est relativement élevé comme consommation par rapport à la condition de vie des autres ménages de même taille dans cette zone. Prière de corriger ou de confirmer avec le QG. Avertissement!! La quantité (4 litre) du produit Huile de soja  consommée  par le ménage semble très élevé, prière de corriger ou confirmer avec le QG. Avertissement!!! Le ménage a consommé 7 Paquet Tres petit de Thé en sachet, cette quantité semble anormale pour une consommation des 7 derniers jours.Prière de corriger ou de confirmer avec le QG. Avertissement!! le prix unitaire (125 Fcfa) de Thé en sachet (unité: Paquet) de taille Tres petit est très faible ou élevé. Prière de corriger ou de confirmer avec le QG. Incohérence!! Dans ce ménage, chaque individus consomme par jour 26.06018 Kg  de cereale; Prière de revoir les quantités prises de ces produits. Incohérence!! Dans ce ménage, chaque individus consomme par jour 26.06018 Kg  de cereale; Prière de revoir les quantités prises de ces produits. Incohérence!! Dans ce ménage, chaque individus consomme par jour 26.06018 Kg  de cereale; Prière de revoir les quantités prises de ces produits.</w:t>
+        <w:t>- Attention ! Soupçons de quantité anormale! Le ménage de OUSMANE CAMARA avec une taille de 8 personnes a consommé 14 Sachets en Petit de Piment séché qui est relativement élevé comme consommation par rapport à la condition de vie des autres ménages de même taille dans cette zone. Prière de corriger ou de confirmer avec le QG. Avertissement!! La quantité (4 litre) du produit Huile de soja  consommée  par le ménage semble très élevé, prière de corriger ou confirmer avec le QG. Avertissement!!! Le ménage a consommé 7 Paquet Tres petit de Thé en sachet, cette quantité semble anormale pour une consommation des 7 derniers jours.Prière de corriger ou de confirmer avec le QG. Avertissement!! le prix unitaire (125 Fcfa) de Thé en sachet (unité: Paquet) de taille Tres petit est très faible ou élevé. Prière de corriger ou de confirmer avec le QG. Incohérence!! Dans ce ménage, chaque individus consomme par jour 50.76107 Kg  de cereale; Prière de revoir les quantités prises de ces produits. Incohérence!! Dans ce ménage, chaque individus consomme par jour 50.76107 Kg  de cereale; Prière de revoir les quantités prises de ces produits. Incohérence!! Dans ce ménage, chaque individus consomme par jour 50.76107 Kg  de cereale; Prière de revoir les quantités prises de ces produits.</w:t>
       </w:r>
     </w:p>
     <w:p>
@@ -3774,7 +5534,515 @@
         <w:rPr>
           <w:sz w:val="20"/>
         </w:rPr>
-        <w:t>- Attention ! Animaux de labour a été revendu à 500000 Fcfa qui est relativement élevé par rapport aux autres prix de revente observés dans cette zone. Prière de corriger ou de confirmer avec le QG.</w:t>
+        <w:t xml:space="preserve">- Attention ! Animaux de labour a été achété à 500000 Fcfa est relativement élevé par rapport aux autres prix d'achat observés dans cette zone. Prière de corriger ou de confirmer avec le QG. </w:t>
+        <w:br/>
+        <w:t>- Attention ! Houe/daba/hilaire a été revendu à 2000 Fcfa qui est relativement élevé par rapport aux autres prix de revente observés dans cette zone. Prière de corriger ou de confirmer avec le QG.</w:t>
+      </w:r>
+    </w:p>
+    <w:p>
+      <w:r>
+        <w:t>________________________________________________________________________________</w:t>
+      </w:r>
+    </w:p>
+    <w:p>
+      <w:pPr>
+        <w:pStyle w:val="Heading2"/>
+      </w:pPr>
+      <w:r>
+        <w:t>Menage 12</w:t>
+      </w:r>
+    </w:p>
+    <w:tbl>
+      <w:tblPr>
+        <w:tblStyle w:val="TableGrid"/>
+        <w:tblW w:type="auto" w:w="0"/>
+        <w:tblLook w:firstColumn="1" w:firstRow="1" w:lastColumn="0" w:lastRow="0" w:noHBand="0" w:noVBand="1" w:val="04A0"/>
+      </w:tblPr>
+      <w:tblGrid>
+        <w:gridCol w:w="1662"/>
+        <w:gridCol w:w="1662"/>
+        <w:gridCol w:w="1662"/>
+        <w:gridCol w:w="1662"/>
+        <w:gridCol w:w="1662"/>
+        <w:gridCol w:w="1662"/>
+      </w:tblGrid>
+      <w:tr>
+        <w:tc>
+          <w:tcPr>
+            <w:tcW w:type="dxa" w:w="1662"/>
+            <w:shd w:fill="5B9BD5"/>
+          </w:tcPr>
+          <w:p>
+            <w:r>
+              <w:rPr>
+                <w:b/>
+                <w:color w:val="FFFFFF"/>
+                <w:sz w:val="16"/>
+              </w:rPr>
+              <w:t>Interview Key</w:t>
+            </w:r>
+          </w:p>
+        </w:tc>
+        <w:tc>
+          <w:tcPr>
+            <w:tcW w:type="dxa" w:w="1662"/>
+            <w:shd w:fill="5B9BD5"/>
+          </w:tcPr>
+          <w:p>
+            <w:r>
+              <w:rPr>
+                <w:b/>
+                <w:color w:val="FFFFFF"/>
+                <w:sz w:val="16"/>
+              </w:rPr>
+              <w:t>Interview ID</w:t>
+            </w:r>
+          </w:p>
+        </w:tc>
+        <w:tc>
+          <w:tcPr>
+            <w:tcW w:type="dxa" w:w="1662"/>
+            <w:shd w:fill="5B9BD5"/>
+          </w:tcPr>
+          <w:p>
+            <w:r>
+              <w:rPr>
+                <w:b/>
+                <w:color w:val="FFFFFF"/>
+                <w:sz w:val="16"/>
+              </w:rPr>
+              <w:t>ID Agent</w:t>
+            </w:r>
+          </w:p>
+        </w:tc>
+        <w:tc>
+          <w:tcPr>
+            <w:tcW w:type="dxa" w:w="1662"/>
+            <w:shd w:fill="5B9BD5"/>
+          </w:tcPr>
+          <w:p>
+            <w:r>
+              <w:rPr>
+                <w:b/>
+                <w:color w:val="FFFFFF"/>
+                <w:sz w:val="16"/>
+              </w:rPr>
+              <w:t>ID Equipe</w:t>
+            </w:r>
+          </w:p>
+        </w:tc>
+        <w:tc>
+          <w:tcPr>
+            <w:tcW w:type="dxa" w:w="1662"/>
+            <w:shd w:fill="5B9BD5"/>
+          </w:tcPr>
+          <w:p>
+            <w:r>
+              <w:rPr>
+                <w:b/>
+                <w:color w:val="FFFFFF"/>
+                <w:sz w:val="16"/>
+              </w:rPr>
+              <w:t>Agent</w:t>
+            </w:r>
+          </w:p>
+        </w:tc>
+        <w:tc>
+          <w:tcPr>
+            <w:tcW w:type="dxa" w:w="1662"/>
+            <w:shd w:fill="5B9BD5"/>
+          </w:tcPr>
+          <w:p>
+            <w:r>
+              <w:rPr>
+                <w:b/>
+                <w:color w:val="FFFFFF"/>
+                <w:sz w:val="16"/>
+              </w:rPr>
+              <w:t>Chef d'equipe</w:t>
+            </w:r>
+          </w:p>
+        </w:tc>
+      </w:tr>
+      <w:tr>
+        <w:tc>
+          <w:tcPr>
+            <w:tcW w:type="dxa" w:w="1662"/>
+          </w:tcPr>
+          <w:p>
+            <w:r>
+              <w:rPr>
+                <w:sz w:val="14"/>
+              </w:rPr>
+              <w:t>81-68-26-22</w:t>
+            </w:r>
+          </w:p>
+        </w:tc>
+        <w:tc>
+          <w:tcPr>
+            <w:tcW w:type="dxa" w:w="1662"/>
+          </w:tcPr>
+          <w:p>
+            <w:r>
+              <w:rPr>
+                <w:sz w:val="14"/>
+              </w:rPr>
+              <w:t>05c9ad00f020476dab8bb9e921ab6720</w:t>
+            </w:r>
+          </w:p>
+        </w:tc>
+        <w:tc>
+          <w:tcPr>
+            <w:tcW w:type="dxa" w:w="1662"/>
+          </w:tcPr>
+          <w:p>
+            <w:r>
+              <w:rPr>
+                <w:sz w:val="14"/>
+              </w:rPr>
+              <w:t>EQ28_enq3</w:t>
+            </w:r>
+          </w:p>
+        </w:tc>
+        <w:tc>
+          <w:tcPr>
+            <w:tcW w:type="dxa" w:w="1662"/>
+          </w:tcPr>
+          <w:p>
+            <w:r>
+              <w:rPr>
+                <w:sz w:val="14"/>
+              </w:rPr>
+              <w:t>Equipe28</w:t>
+            </w:r>
+          </w:p>
+        </w:tc>
+        <w:tc>
+          <w:tcPr>
+            <w:tcW w:type="dxa" w:w="1662"/>
+          </w:tcPr>
+          <w:p>
+            <w:r>
+              <w:rPr>
+                <w:sz w:val="14"/>
+              </w:rPr>
+              <w:t>Moussa NDIAYE</w:t>
+            </w:r>
+          </w:p>
+        </w:tc>
+        <w:tc>
+          <w:tcPr>
+            <w:tcW w:type="dxa" w:w="1662"/>
+          </w:tcPr>
+          <w:p>
+            <w:r>
+              <w:rPr>
+                <w:sz w:val="14"/>
+              </w:rPr>
+              <w:t>Abdou Khadre DIOUF</w:t>
+            </w:r>
+          </w:p>
+        </w:tc>
+      </w:tr>
+    </w:tbl>
+    <w:p/>
+    <w:tbl>
+      <w:tblPr>
+        <w:tblStyle w:val="TableGrid"/>
+        <w:tblW w:type="auto" w:w="0"/>
+        <w:tblLook w:firstColumn="1" w:firstRow="1" w:lastColumn="0" w:lastRow="0" w:noHBand="0" w:noVBand="1" w:val="04A0"/>
+      </w:tblPr>
+      <w:tblGrid>
+        <w:gridCol w:w="3324"/>
+        <w:gridCol w:w="3324"/>
+        <w:gridCol w:w="3324"/>
+      </w:tblGrid>
+      <w:tr>
+        <w:tc>
+          <w:tcPr>
+            <w:tcW w:type="dxa" w:w="3324"/>
+            <w:shd w:fill="70AD47"/>
+          </w:tcPr>
+          <w:p>
+            <w:r>
+              <w:rPr>
+                <w:b/>
+                <w:color w:val="FFFFFF"/>
+                <w:sz w:val="18"/>
+              </w:rPr>
+              <w:t>Chef de Menage</w:t>
+            </w:r>
+          </w:p>
+        </w:tc>
+        <w:tc>
+          <w:tcPr>
+            <w:tcW w:type="dxa" w:w="3324"/>
+            <w:shd w:fill="70AD47"/>
+          </w:tcPr>
+          <w:p>
+            <w:r>
+              <w:rPr>
+                <w:b/>
+                <w:color w:val="FFFFFF"/>
+                <w:sz w:val="18"/>
+              </w:rPr>
+              <w:t>Quartier/Village (s00q05)</w:t>
+            </w:r>
+          </w:p>
+        </w:tc>
+        <w:tc>
+          <w:tcPr>
+            <w:tcW w:type="dxa" w:w="3324"/>
+            <w:shd w:fill="70AD47"/>
+          </w:tcPr>
+          <w:p>
+            <w:r>
+              <w:rPr>
+                <w:b/>
+                <w:color w:val="FFFFFF"/>
+                <w:sz w:val="18"/>
+              </w:rPr>
+              <w:t>Localisation GPS</w:t>
+            </w:r>
+          </w:p>
+        </w:tc>
+      </w:tr>
+      <w:tr>
+        <w:tc>
+          <w:tcPr>
+            <w:tcW w:type="dxa" w:w="3324"/>
+          </w:tcPr>
+          <w:p>
+            <w:r>
+              <w:rPr>
+                <w:sz w:val="18"/>
+              </w:rPr>
+              <w:t>NGANGSOU CAMARA</w:t>
+            </w:r>
+          </w:p>
+        </w:tc>
+        <w:tc>
+          <w:tcPr>
+            <w:tcW w:type="dxa" w:w="3324"/>
+          </w:tcPr>
+          <w:p>
+            <w:r>
+              <w:rPr>
+                <w:sz w:val="18"/>
+              </w:rPr>
+              <w:t>N/A</w:t>
+            </w:r>
+          </w:p>
+        </w:tc>
+        <w:tc>
+          <w:tcPr>
+            <w:tcW w:type="dxa" w:w="3324"/>
+          </w:tcPr>
+          <w:p>
+            <w:r/>
+            <w:hyperlink r:id="rId18">
+              <w:r>
+                <w:rPr>
+                  <w:color w:val="0563C1"/>
+                  <w:u w:val="single"/>
+                </w:rPr>
+                <w:t>KOUNGHEUL SOCE</w:t>
+              </w:r>
+            </w:hyperlink>
+          </w:p>
+        </w:tc>
+      </w:tr>
+    </w:tbl>
+    <w:p/>
+    <w:p>
+      <w:r>
+        <w:rPr>
+          <w:b/>
+          <w:color w:val="4672C4"/>
+          <w:sz w:val="22"/>
+        </w:rPr>
+        <w:t>&gt;&gt; Section0 - Identification et renseignements de controle</w:t>
+      </w:r>
+    </w:p>
+    <w:p>
+      <w:pPr>
+        <w:ind w:left="283"/>
+      </w:pPr>
+      <w:r>
+        <w:rPr>
+          <w:sz w:val="20"/>
+        </w:rPr>
+        <w:t>- Il est obligatoire de prendre les coordonnées Gps avant d'administrer le questionnaire. Prière de prendre les coordonnées GPS.</w:t>
+      </w:r>
+    </w:p>
+    <w:p>
+      <w:r>
+        <w:rPr>
+          <w:b/>
+          <w:color w:val="4672C4"/>
+          <w:sz w:val="22"/>
+        </w:rPr>
+        <w:t>&gt;&gt; Section1 - Caracteristiques des membres</w:t>
+      </w:r>
+    </w:p>
+    <w:p>
+      <w:pPr>
+        <w:ind w:left="283"/>
+      </w:pPr>
+      <w:r>
+        <w:rPr>
+          <w:sz w:val="20"/>
+        </w:rPr>
+        <w:t>- Incoherence! gnana camara dispose d'un téléphone portable à s01q39, donc la raison évoquée ne peut pas être (ne dispose pas d'appareil).</w:t>
+      </w:r>
+    </w:p>
+    <w:p>
+      <w:r>
+        <w:rPr>
+          <w:b/>
+          <w:color w:val="4672C4"/>
+          <w:sz w:val="22"/>
+        </w:rPr>
+        <w:t>&gt;&gt; Section2 - Education</w:t>
+      </w:r>
+    </w:p>
+    <w:p>
+      <w:pPr>
+        <w:ind w:left="283"/>
+      </w:pPr>
+      <w:r>
+        <w:rPr>
+          <w:sz w:val="20"/>
+        </w:rPr>
+        <w:t xml:space="preserve">- Incohérence ! le montant payé de gnana camara pour les frais de scolarité est très faible. veuillez, s'il vous plait, confirmer ces informations avec le QG ou apporter les corrections nécessaires. Dans les milieux ruraux les frais d'uniformes de gnana camara sont peut-être obligatoire et sont payés aussi dans les écoles privés, prière de verifier pour corriger ou confirmer avec le QG. </w:t>
+        <w:br/>
+        <w:t>- Peu probable! sounkar koulibali  n'arrive pas  à comprendre un petit texte lu dans une langue locale (s02q03). Veuillez corriger ou donner des explications au QG. Peu probable! sounkar koulibali  ne sait ni lire, ni écrire, ni comprendre dans aucune des langues  (s02q01,s02q02,s02q03). Veuillez corriger ou donner des explications au QG.</w:t>
+      </w:r>
+    </w:p>
+    <w:p>
+      <w:r>
+        <w:rPr>
+          <w:b/>
+          <w:color w:val="4672C4"/>
+          <w:sz w:val="22"/>
+        </w:rPr>
+        <w:t>&gt;&gt; Section7b - Consommation alimentaire - 7 jours</w:t>
+      </w:r>
+    </w:p>
+    <w:p>
+      <w:pPr>
+        <w:ind w:left="283"/>
+      </w:pPr>
+      <w:r>
+        <w:rPr>
+          <w:sz w:val="20"/>
+        </w:rPr>
+        <w:t>- Attention ! Le prix unitaire d'achat (100 Fcfa) de Citron en Pièce (Petit) est relativement élevé par rapport aux autres prix observés dans cette zone. Prière de corriger ou de confirmer avec le QG. Attention ! Le prix unitaire d'achat (200 Fcfa) de Tomate fraîche en Sachets (Moyen) est relativement élevé par rapport aux autres prix observés dans cette zone. Prière de corriger ou de confirmer avec le QG. Attention ! Le prix unitaire d'achat (75 Fcfa) de Ail en Sachets (Petit) est relativement élevé par rapport aux autres prix observés dans cette zone. Prière de corriger ou de confirmer avec le QG. Incohérence!! Dans ce ménage, chaque individus consomme par jour 62.15476 Kg  de cereale; Prière de revoir les quantités prises de ces produits.</w:t>
+      </w:r>
+    </w:p>
+    <w:p>
+      <w:r>
+        <w:rPr>
+          <w:b/>
+          <w:color w:val="4672C4"/>
+          <w:sz w:val="22"/>
+        </w:rPr>
+        <w:t>&gt;&gt; Section9c - Depenses non-alimentaires - 30 jours</w:t>
+      </w:r>
+    </w:p>
+    <w:p>
+      <w:pPr>
+        <w:ind w:left="283"/>
+      </w:pPr>
+      <w:r>
+        <w:rPr>
+          <w:sz w:val="20"/>
+        </w:rPr>
+        <w:t>- La dernière fois que vous avez acheté Bois de chauffe ramassé/coupé (estimer la valeur) est cueillette et semble exister dans les modalités, prière de prendre attache avec le QG pour plus d'explication afin de la classer bien.</w:t>
+      </w:r>
+    </w:p>
+    <w:p>
+      <w:r>
+        <w:rPr>
+          <w:b/>
+          <w:color w:val="4672C4"/>
+          <w:sz w:val="22"/>
+        </w:rPr>
+        <w:t>&gt;&gt; Section10b - caracteristiques entreprise non agricole</w:t>
+      </w:r>
+    </w:p>
+    <w:p>
+      <w:pPr>
+        <w:ind w:left="283"/>
+      </w:pPr>
+      <w:r>
+        <w:rPr>
+          <w:sz w:val="20"/>
+        </w:rPr>
+        <w:t>- L'entreprise vente de petit dejeuner dit avoir réçu une somme sur la vente de ces produits transformés (s10q48 est differnt de 0) mais n'a depensé aucune somme sur l'achat des matières premières (s10q49==0), prière de fournir de l'effort pour estimer le montant obtenu en achat de matières premières. Cette entreprise vente de petit dejeuner dit avoir obtenu une valeur sur les marchandises vendu en etat et les marchandises vendu après transformation. L'entreprise vente de petit dejeuner est généralement une entreprise commerciale ou de service dont elle ne depense pas en achat de matières premières.Elle ne transforme pas de produit donc ne peut pas obtenir un montant sur la vente des produits transformés (10.48 ou 10.49). Prière de mettre 0 pour ces questions si elles ne font pas de transformation.</w:t>
+      </w:r>
+    </w:p>
+    <w:p>
+      <w:r>
+        <w:rPr>
+          <w:b/>
+          <w:color w:val="4672C4"/>
+          <w:sz w:val="22"/>
+        </w:rPr>
+        <w:t>&gt;&gt; Section11 - Caracteristiques logement</w:t>
+      </w:r>
+    </w:p>
+    <w:p>
+      <w:pPr>
+        <w:ind w:left="283"/>
+      </w:pPr>
+      <w:r>
+        <w:rPr>
+          <w:sz w:val="20"/>
+        </w:rPr>
+        <w:t>- La principale  source d'éclairage du logement du ménage est portable et semble exister dans les modalités, prière de prendre attache avec le QG pour plus d'explication afin de la classer bien.</w:t>
+      </w:r>
+    </w:p>
+    <w:p>
+      <w:r>
+        <w:rPr>
+          <w:b/>
+          <w:color w:val="4672C4"/>
+          <w:sz w:val="22"/>
+        </w:rPr>
+        <w:t>&gt;&gt; Section12 - Actifs du menage</w:t>
+      </w:r>
+    </w:p>
+    <w:p>
+      <w:pPr>
+        <w:ind w:left="283"/>
+      </w:pPr>
+      <w:r>
+        <w:rPr>
+          <w:sz w:val="20"/>
+        </w:rPr>
+        <w:t>- Attention ! Appareil TV a été revendu à 100000 Fcfa qui est relativement élevé par rapport aux autres prix de revente observés dans cette zone. Prière de corriger ou de confirmer avec le QG.</w:t>
+      </w:r>
+    </w:p>
+    <w:p>
+      <w:r>
+        <w:rPr>
+          <w:b/>
+          <w:color w:val="4672C4"/>
+          <w:sz w:val="22"/>
+        </w:rPr>
+        <w:t>&gt;&gt; Section16a - Champs et parcelles</w:t>
+      </w:r>
+    </w:p>
+    <w:p>
+      <w:pPr>
+        <w:ind w:left="283"/>
+      </w:pPr>
+      <w:r>
+        <w:rPr>
+          <w:sz w:val="20"/>
+        </w:rPr>
+        <w:t>- La section 16 du ménage de SOUKAROU KOULIBALY n'est pas renseigné, prière de renseigner.</w:t>
       </w:r>
     </w:p>
     <w:p>
@@ -4078,7 +6346,7 @@
           </w:tcPr>
           <w:p>
             <w:r/>
-            <w:hyperlink r:id="rId15">
+            <w:hyperlink r:id="rId19">
               <w:r>
                 <w:rPr>
                   <w:color w:val="0563C1"/>
@@ -4175,7 +6443,7 @@
         <w:rPr>
           <w:sz w:val="20"/>
         </w:rPr>
-        <w:t>- Attention ! Le prix unitaire d'achat (100 Fcfa) de Piment séché en Sachets (Petit) est relativement élevé par rapport aux autres prix observés dans cette zone. Prière de corriger ou de confirmer avec le QG. Avertissement!! La quantité (3.34 litre) du produit Huile de soja  consommée  par le ménage semble très élevé, prière de corriger ou confirmer avec le QG. Avertissement!!! Le ménage a consommé 14 Verre ( à thé) taille unique de Sucre en poudre , cette quantité semble anormale pour une consommation des 7 derniers jours.Prière de corriger ou de confirmer avec le QG. Avertissement!!! Le ménage a consommé 3 Paquet Petit de Thé en sachet, cette quantité semble anormale pour une consommation des 7 derniers jours.Prière de corriger ou de confirmer avec le QG. Avertissement!! le prix unitaire (150 Fcfa) de Thé en sachet (unité: Paquet) de taille Petit est très faible ou élevé. Prière de corriger ou de confirmer avec le QG. Difficile de consommer le Sel en Sac (10 Kg) taille unique prière de verifier. Incohérence!! Dans ce ménage, chaque individus consomme par jour 33.52531 Kg  de cereale; Prière de revoir les quantités prises de ces produits. Incohérence!! Dans ce ménage, chaque individus consomme par jour 33.52531 Kg  de cereale; Prière de revoir les quantités prises de ces produits. Incohérence!! Dans ce ménage, chaque individus consomme par jour 33.52531 Kg  de cereale; Prière de revoir les quantités prises de ces produits. Incohérence!! Dans ce ménage, chaque individus consomme par jour 33.52531 Kg  de cereale; Prière de revoir les quantités prises de ces produits.</w:t>
+        <w:t>- Attention ! Soupçons de quantité anormale! Le ménage de HAMDI CAMARA avec une taille de 7 personnes a consommé 14 Sachets en Petit de Poivre qui est relativement élevé comme consommation par rapport à la condition de vie des autres ménages de même taille dans cette zone. Prière de corriger ou de confirmer avec le QG. Avertissement!! La quantité (3.34 litre) du produit Huile de soja  consommée  par le ménage semble très élevé, prière de corriger ou confirmer avec le QG. Avertissement!!! Le ménage a consommé 14 Verre ( à thé) taille unique de Sucre en poudre , cette quantité semble anormale pour une consommation des 7 derniers jours.Prière de corriger ou de confirmer avec le QG. Avertissement!!! Le ménage a consommé 3 Paquet Petit de Thé en sachet, cette quantité semble anormale pour une consommation des 7 derniers jours.Prière de corriger ou de confirmer avec le QG. Avertissement!! le prix unitaire (150 Fcfa) de Thé en sachet (unité: Paquet) de taille Petit est très faible ou élevé. Prière de corriger ou de confirmer avec le QG. Attention ! Le prix unitaire d'achat (150 Fcfa) de Thé en sachet en Paquet (Petit) est relativement élevé par rapport aux autres prix observés dans cette zone. Prière de corriger ou de confirmer avec le QG. Difficile de consommer le Sel en Sac (10 Kg) taille unique prière de verifier. Incohérence!! Dans ce ménage, chaque individus consomme par jour 86.37469 Kg  de cereale; Prière de revoir les quantités prises de ces produits. Incohérence!! Dans ce ménage, chaque individus consomme par jour 86.37469 Kg  de cereale; Prière de revoir les quantités prises de ces produits. Incohérence!! Dans ce ménage, chaque individus consomme par jour 86.37469 Kg  de cereale; Prière de revoir les quantités prises de ces produits. Incohérence!! Dans ce ménage, chaque individus consomme par jour 86.37469 Kg  de cereale; Prière de revoir les quantités prises de ces produits.</w:t>
       </w:r>
     </w:p>
     <w:p>
@@ -4288,7 +6556,7 @@
         <w:rPr>
           <w:sz w:val="20"/>
         </w:rPr>
-        <w:t>- Attention ! Machette a été revendu à 3000 Fcfa qui est relativement élevé par rapport aux autres prix de revente observés dans cette zone. Prière de corriger ou de confirmer avec le QG.</w:t>
+        <w:t>- Attention ! Houe/daba/hilaire a été revendu à 2000 Fcfa qui est relativement élevé par rapport aux autres prix de revente observés dans cette zone. Prière de corriger ou de confirmer avec le QG.</w:t>
       </w:r>
     </w:p>
     <w:p>
@@ -4592,7 +6860,7 @@
           </w:tcPr>
           <w:p>
             <w:r/>
-            <w:hyperlink r:id="rId15">
+            <w:hyperlink r:id="rId19">
               <w:r>
                 <w:rPr>
                   <w:color w:val="0563C1"/>
@@ -4624,7 +6892,7 @@
         <w:rPr>
           <w:sz w:val="20"/>
         </w:rPr>
-        <w:t>- Il est obligatoire de prendre les coordonnées Gps avant d'administrer le questionnaire. Prière de prendre les coordonnées GPS.</w:t>
+        <w:t>- Vous avez declaré que le questionnaire est complètement fini mais le questionnaire est en statut partiel, prière de mettre le questionnaire en statut complet s'il est fini. Il est obligatoire de prendre les coordonnées Gps avant d'administrer le questionnaire. Prière de prendre les coordonnées GPS.</w:t>
       </w:r>
     </w:p>
     <w:p>
@@ -4722,7 +6990,7 @@
         <w:rPr>
           <w:sz w:val="20"/>
         </w:rPr>
-        <w:t>- Attention ! Le prix unitaire d'achat (25 Fcfa) de Ail en Sachets (Petit) est relativement faible par rapport aux autres prix observés dans cette zone. Prière de corriger ou de confirmer avec le QG. Avertissement!!! Le ménage a consommé 2 Paquet Petit de Thé en sachet, cette quantité semble anormale pour une consommation des 7 derniers jours.Prière de corriger ou de confirmer avec le QG. Avertissement!! le prix unitaire (125 Fcfa) de Thé en sachet (unité: Paquet) de taille Petit est très faible ou élevé. Prière de corriger ou de confirmer avec le QG. Incohérence!! Dans ce ménage, chaque individus consomme par jour 26.73786 Kg  de cereale; Prière de revoir les quantités prises de ces produits. Incohérence!! Dans ce ménage, chaque individus consomme par jour 26.73786 Kg  de cereale; Prière de revoir les quantités prises de ces produits. Incohérence!! Dans ce ménage, chaque individus consomme par jour 26.73786 Kg  de cereale; Prière de revoir les quantités prises de ces produits.</w:t>
+        <w:t>- Attention ! Le prix unitaire d'achat (100 Fcfa) de Sel en Sachets (Petit) est relativement élevé par rapport aux autres prix observés dans cette zone. Prière de corriger ou de confirmer avec le QG. Attention ! Le prix unitaire d'achat (25 Fcfa) de Ail en Sachets (Petit) est relativement faible par rapport aux autres prix observés dans cette zone. Prière de corriger ou de confirmer avec le QG. Avertissement!!! Le ménage a consommé 2 Paquet Petit de Thé en sachet, cette quantité semble anormale pour une consommation des 7 derniers jours.Prière de corriger ou de confirmer avec le QG. Avertissement!! le prix unitaire (125 Fcfa) de Thé en sachet (unité: Paquet) de taille Petit est très faible ou élevé. Prière de corriger ou de confirmer avec le QG. Attention ! Le prix unitaire d'achat (125 Fcfa) de Thé en sachet en Paquet (Petit) est relativement élevé par rapport aux autres prix observés dans cette zone. Prière de corriger ou de confirmer avec le QG. Incohérence!! Dans ce ménage, chaque individus consomme par jour 47.64071 Kg  de cereale; Prière de revoir les quantités prises de ces produits. Incohérence!! Dans ce ménage, chaque individus consomme par jour 47.64071 Kg  de cereale; Prière de revoir les quantités prises de ces produits. Incohérence!! Dans ce ménage, chaque individus consomme par jour 47.64071 Kg  de cereale; Prière de revoir les quantités prises de ces produits.</w:t>
       </w:r>
     </w:p>
     <w:p>
